--- a/klagomål/A 41226-2025 FSC-klagomål.docx
+++ b/klagomål/A 41226-2025 FSC-klagomål.docx
@@ -934,7 +934,7 @@
     <w:r>
       <w:tab/>
       <w:tab/>
-      <w:t>2025-08-30</w:t>
+      <w:t>2025-08-31</w:t>
       <w:br/>
       <w:br/>
     </w:r>

--- a/klagomål/A 41226-2025 FSC-klagomål.docx
+++ b/klagomål/A 41226-2025 FSC-klagomål.docx
@@ -934,7 +934,7 @@
     <w:r>
       <w:tab/>
       <w:tab/>
-      <w:t>2025-08-31</w:t>
+      <w:t>2025-09-01</w:t>
       <w:br/>
       <w:br/>
     </w:r>

--- a/klagomål/A 41226-2025 FSC-klagomål.docx
+++ b/klagomål/A 41226-2025 FSC-klagomål.docx
@@ -191,7 +191,7 @@
     </w:p>
     <w:p>
       <w:r>
-        <w:t>I avverkningsanmälan har följande 4 naturvårdsarter hittats: grönsångare (NT, §4), spillkråka (NT, §4), talltita (NT, §4) och tjäder (§4). Av dessa är 3 rödlistade. För rödlistade arter har rödlistekategorin angivits inom parentes. För fridlysta arter anges även paragrafen i Artskyddsförordningen som arten är fridlyst enligt.</w:t>
+        <w:t>I avverkningsanmälan har följande 5 naturvårdsarter hittats: duvhök (NT, §4), grönsångare (NT, §4), spillkråka (NT, §4), talltita (NT, §4) och tjäder (§4). Av dessa är 4 rödlistade. För rödlistade arter har rödlistekategorin angivits inom parentes. För fridlysta arter anges även paragrafen i Artskyddsförordningen som arten är fridlyst enligt.</w:t>
       </w:r>
     </w:p>
     <w:p>
@@ -256,7 +256,7 @@
     </w:p>
     <w:p>
       <w:r>
-        <w:t>Följande fridlysta arter har sina livsmiljöer och växtplatser i den avverkningsanmälda skogen: grönsångare (NT, §4), spillkråka (NT, §4), talltita (NT, §4) och tjäder (§4).</w:t>
+        <w:t>Följande fridlysta arter har sina livsmiljöer och växtplatser i den avverkningsanmälda skogen: duvhök (NT, §4), grönsångare (NT, §4), spillkråka (NT, §4), talltita (NT, §4) och tjäder (§4).</w:t>
       </w:r>
     </w:p>
     <w:p>
@@ -271,6 +271,17 @@
       </w:r>
       <w:r>
         <w:t>(artikel 1). Vidare att de åtgärder som vidtas inte får leda till en försämring av den nuvarande situationen beträffande bevarandet av de fågelarter som avses i artikel 1 (artikel 13). Fågeldirektivet är styrande för tillsynsansvariga myndigheters ärendehantering, ställningstaganden och beslutsfattande.</w:t>
+      </w:r>
+    </w:p>
+    <w:p>
+      <w:r>
+        <w:rPr>
+          <w:b/>
+        </w:rPr>
+        <w:t>Duvhök (NT, §4)</w:t>
+      </w:r>
+      <w:r>
+        <w:t xml:space="preserve"> är rödlistad som nära hotad (NT) och har minskat med 22 (0–48) % under de senaste 18 åren. Minskningstakten för den svenska populationen bedöms vara nära gränsvärdet för Sårbar (VU). (A2bc). (SLU Artdatabanken, 2021). Duvhöken jagar helst inne i äldre skog och missgynnas av stora hyggen och täta planteringar. De gamla fåglarna är i huvudsak stationära i sina revir (Skogsstyrelsen, 2016). Duvhöken är starkt bunden till skogsmark och boet läggs inne i tät, oftast äldre skog. Kantzoner mot öppen mark undviks och duvhöken är därför känsligare för slutavverkning än flera andra rovfåglar. Duvhöken är beroende av insynsskyddade boplatser. Friställande av boträd eller avverkning så att boplatsen blir exponerad mot öppen mark, medför att platsen överges (Skogsstyrelsen, 2016). Eftersom duvhöken helst häckar i gammal skog, är dess häckningsplatser i princip alltid mer eller mindre hotade av skogsbruk och avverkningar (SLU Artdatabanken, 2021).</w:t>
       </w:r>
     </w:p>
     <w:p>
@@ -406,7 +417,7 @@
         <w:rPr>
           <w:i/>
         </w:rPr>
-        <w:t>I det avverkningsanmälda skogsområdet har 4 naturvårdsarter varav 3 rödlistade arter sina livsmiljöer och växtplatser.</w:t>
+        <w:t>I det avverkningsanmälda skogsområdet har 5 naturvårdsarter varav 4 rödlistade arter sina livsmiljöer och växtplatser.</w:t>
       </w:r>
     </w:p>
     <w:p>
@@ -604,6 +615,75 @@
       </w:pPr>
       <w:r>
         <w:t>BILAGA 1 – Fridlysta arter</w:t>
+      </w:r>
+    </w:p>
+    <w:p>
+      <w:pPr>
+        <w:pStyle w:val="Heading1"/>
+      </w:pPr>
+      <w:r>
+        <w:t>Duvhök – ekologi samt krav på livsmiljön</w:t>
+      </w:r>
+    </w:p>
+    <w:p>
+      <w:r>
+        <w:t>Duvhök (NT, §4) är rödlistad som nära hotad (NT) och har minskat med 22 (0–48) % under de senaste 18 åren. Minskningstakten för den svenska populationen bedöms vara nära gränsvärdet för Sårbar (VU). (A2bc). (SLU Artdatabanken, 2021).</w:t>
+      </w:r>
+    </w:p>
+    <w:p>
+      <w:r>
+        <w:t>Duvhöken är starkt bunden till skogsmark, såväl för häckning som födosök. Den påträffas oftast i större skogsområden med äldre skog, men kan ibland även häcka i dungar i områden dominerade av öppen mark. De gamla fåglarna är i huvudsak stationära i sina revir. Duvhöken jagar helst inne i äldre skog och missgynnas av stora hyggen och täta planteringar (Skogsstyrelsen, 2016).</w:t>
+      </w:r>
+    </w:p>
+    <w:p>
+      <w:r>
+        <w:t>Boet läggs inne i tät, oftast äldre skog. Kantzoner mot öppen mark undviks och duvhöken är därför känsligare för slutavverkning än flera andra rovfåglar. Boträdet måste vara grovgrenigt och är oftast en äldre gran eller tall, i sydligaste Sverige är bok vanligt. Duvhöken är beroende av insynsskyddade boplatser. Friställande av boträd eller avverkning så att boplatsen är exponerad mot öppen mark, medför att platsen överges. Samma bo kan användas flera år i rad, men likt andra rovfåglar har den normalt ett eller flera alternativa bon (Skogsstyrelsen, 2016). Eftersom duvhöken helst häckar i gammal skog, är dess häckningsplatser i princip alltid mer eller mindre hotade av skogsbruk och avverkningar (SLU Artdatabanken, 2021).</w:t>
+      </w:r>
+    </w:p>
+    <w:p>
+      <w:r>
+        <w:t>Den viktigaste begränsande faktorn för duvhökspopulationen i stort är födan och ett allvarligare problem är därför den av skogsbruket orsakade storskaliga omvandlingen och utarmningen av skogslandskapet, som kan påverka såväl duvhökens möjlighet att jaga som förekomsten av viktiga byten. Duvhökens jaktteknik gör den beroende av landskapets utformning och sammansättning och dess preferens för gammal skog tyder på att den är anpassad till att jaga i skog som är “lagom” tät. I öppnare biotoper, till exempel hyggen, kommer dess jaktteknik inte till sin rätt och i tätare biotoper, t.ex. ungskogar, har den relativt stora duvhöken svårt att manövrera (SLU Artdatabanken, 2021).</w:t>
+      </w:r>
+    </w:p>
+    <w:p>
+      <w:r>
+        <w:t>Minskningstakten har uppgått till 22 (0–48) % under de senaste 18 åren. Bedömningen baseras på ett för arten lämpligt abundansindex och minskad geografisk utbredning och/eller försämrad habitatkvalitet (allt yngre och tätare skogar vilket försvårar för boplacering samt försämrar jaktmöjligheterna). Minskningstakten för den svenska populationen bedöms vara nära gränsvärdet för Sårbar (VU). (A2bc).</w:t>
+      </w:r>
+    </w:p>
+    <w:p>
+      <w:pPr>
+        <w:pStyle w:val="Heading2"/>
+      </w:pPr>
+      <w:r>
+        <w:t>Referenser – duvhök</w:t>
+      </w:r>
+    </w:p>
+    <w:p>
+      <w:r>
+        <w:t xml:space="preserve">Skogsstyrelsen, 2016. </w:t>
+      </w:r>
+      <w:r>
+        <w:rPr>
+          <w:i/>
+        </w:rPr>
+        <w:t xml:space="preserve">Duvhök – Vägledning för hänsyn till fåglar. </w:t>
+      </w:r>
+      <w:r>
+        <w:t>https://www.skogsstyrelsen.se/globalassets/lag-och-tillsyn/artskydd/vagledningar-for-hansyn-till-faglar/duvhok-vagledning-hansyn2.pdf</w:t>
+      </w:r>
+    </w:p>
+    <w:p>
+      <w:r>
+        <w:t xml:space="preserve">SLU Artdatabanken, 2021. </w:t>
+      </w:r>
+      <w:r>
+        <w:rPr>
+          <w:i/>
+        </w:rPr>
+        <w:t xml:space="preserve">Artfaktablad. Naturvård – artfakta. </w:t>
+      </w:r>
+      <w:r>
+        <w:t>SLU Artdatabanken, Uppsala</w:t>
       </w:r>
     </w:p>
     <w:p>
@@ -934,7 +1014,7 @@
     <w:r>
       <w:tab/>
       <w:tab/>
-      <w:t>2025-09-01</w:t>
+      <w:t>2025-09-04</w:t>
       <w:br/>
       <w:br/>
     </w:r>

--- a/klagomål/A 41226-2025 FSC-klagomål.docx
+++ b/klagomål/A 41226-2025 FSC-klagomål.docx
@@ -1014,7 +1014,7 @@
     <w:r>
       <w:tab/>
       <w:tab/>
-      <w:t>2025-09-04</w:t>
+      <w:t>2025-09-05</w:t>
       <w:br/>
       <w:br/>
     </w:r>

--- a/klagomål/A 41226-2025 FSC-klagomål.docx
+++ b/klagomål/A 41226-2025 FSC-klagomål.docx
@@ -1014,7 +1014,7 @@
     <w:r>
       <w:tab/>
       <w:tab/>
-      <w:t>2025-09-05</w:t>
+      <w:t>2025-09-07</w:t>
       <w:br/>
       <w:br/>
     </w:r>

--- a/klagomål/A 41226-2025 FSC-klagomål.docx
+++ b/klagomål/A 41226-2025 FSC-klagomål.docx
@@ -1014,7 +1014,7 @@
     <w:r>
       <w:tab/>
       <w:tab/>
-      <w:t>2025-09-07</w:t>
+      <w:t>2025-09-08</w:t>
       <w:br/>
       <w:br/>
     </w:r>

--- a/klagomål/A 41226-2025 FSC-klagomål.docx
+++ b/klagomål/A 41226-2025 FSC-klagomål.docx
@@ -191,7 +191,7 @@
     </w:p>
     <w:p>
       <w:r>
-        <w:t>I avverkningsanmälan har följande 5 naturvårdsarter hittats: duvhök (NT, §4), grönsångare (NT, §4), spillkråka (NT, §4), talltita (NT, §4) och tjäder (§4). Av dessa är 4 rödlistade. För rödlistade arter har rödlistekategorin angivits inom parentes. För fridlysta arter anges även paragrafen i Artskyddsförordningen som arten är fridlyst enligt.</w:t>
+        <w:t>I avverkningsanmälan har följande 12 naturvårdsarter hittats: barbastell (NT, §4a), duvhök (NT, §4), grönsångare (NT, §4), nordfladdermus (NT, §4a), spillkråka (NT, §4), talltita (NT, §4), dvärgpipistrell (§4a), grönsiska (§4), kungsfågel (§4), större brunfladdermus (§4a), tjäder (§4) och trollpipistrell (§4a). Av dessa är 6 rödlistade. För rödlistade arter har rödlistekategorin angivits inom parentes. För fridlysta arter anges även paragrafen i Artskyddsförordningen som arten är fridlyst enligt.</w:t>
       </w:r>
     </w:p>
     <w:p>
@@ -206,7 +206,7 @@
       <w:r>
         <w:drawing>
           <wp:inline xmlns:a="http://schemas.openxmlformats.org/drawingml/2006/main" xmlns:pic="http://schemas.openxmlformats.org/drawingml/2006/picture">
-            <wp:extent cx="5486400" cy="4996292"/>
+            <wp:extent cx="5486400" cy="4797041"/>
             <wp:docPr id="1" name="Picture 1"/>
             <wp:cNvGraphicFramePr>
               <a:graphicFrameLocks noChangeAspect="1"/>
@@ -227,7 +227,7 @@
                   <pic:spPr>
                     <a:xfrm>
                       <a:off x="0" y="0"/>
-                      <a:ext cx="5486400" cy="4996292"/>
+                      <a:ext cx="5486400" cy="4797041"/>
                     </a:xfrm>
                     <a:prstGeom prst="rect"/>
                   </pic:spPr>
@@ -256,7 +256,7 @@
     </w:p>
     <w:p>
       <w:r>
-        <w:t>Följande fridlysta arter har sina livsmiljöer och växtplatser i den avverkningsanmälda skogen: duvhök (NT, §4), grönsångare (NT, §4), spillkråka (NT, §4), talltita (NT, §4) och tjäder (§4).</w:t>
+        <w:t>Följande fridlysta arter har sina livsmiljöer och växtplatser i den avverkningsanmälda skogen: barbastell (NT, §4a), duvhök (NT, §4), grönsångare (NT, §4), nordfladdermus (NT, §4a), spillkråka (NT, §4), talltita (NT, §4), dvärgpipistrell (§4a), grönsiska (§4), kungsfågel (§4), större brunfladdermus (§4a), tjäder (§4) och trollpipistrell (§4a).</w:t>
       </w:r>
     </w:p>
     <w:p>
@@ -278,10 +278,48 @@
         <w:rPr>
           <w:b/>
         </w:rPr>
+        <w:t xml:space="preserve">Barbastell (NT, §4a) </w:t>
+      </w:r>
+      <w:r>
+        <w:t>omfattas av bilaga 2 och 4 EU:s art- och habitatdirektiv vilket innebär att arten och dess livsmiljöer är strikt skyddade samt att Natura 2000-områden ska inrättas. Den är globalt rödlistad som nära hotad (NT) och i den europeiska rödlistan är den klassad som sårbar (VU). Barbastell omfattas av ett åtgärdsprogram för hotade arter (ÅGP) och inför upprättandet av åtgärdsprogrammet för arten 2015, konstaterade EU-kommissionen att Sverige inte skyddat tillräckligt med områden för arten i boreal biogeografisk region. (SLU Artdatabanken, 2024; Ahlén, 2015).</w:t>
+      </w:r>
+    </w:p>
+    <w:p>
+      <w:r>
+        <w:t>Barbastellen föredrar ett halvöppet landskap med betes- och slåttermarker och gamla bondeskogar där den är speciellt inriktad på att ta fjärilar, framför allt småfjärilar, men även andra smådjursgrupper, t.ex. tvåvingar och spindlar. Bevarande av livsmiljöer är särskilt relevant i gammaldags utmarksskog eftersom det är en biotop som drastiskt minskat och hotas av skogsbruk. Om sådan skog kalavverkas och ersätts av ett plantageskogsbruk är förutsättningarna för förekomst av barbastell förstörda för lång tid framåt. Utvecklingen på Sydsvenska höglandet där huvuddelen av populationen finns är osäker och pågående landskapsförändringar befaras kunna leda till minskning med regionala och lokala försvinnande inom den kommande 21 års perioden. Minskningstakten för den svenska populationen bedöms vara nära gränsvärdet för Sårbar (VU). (A3c) (SLU Artdatabanken, 2024; Ahlén, 2015).</w:t>
+      </w:r>
+    </w:p>
+    <w:p>
+      <w:r>
+        <w:rPr>
+          <w:b/>
+        </w:rPr>
         <w:t>Duvhök (NT, §4)</w:t>
       </w:r>
       <w:r>
         <w:t xml:space="preserve"> är rödlistad som nära hotad (NT) och har minskat med 22 (0–48) % under de senaste 18 åren. Minskningstakten för den svenska populationen bedöms vara nära gränsvärdet för Sårbar (VU). (A2bc). (SLU Artdatabanken, 2021). Duvhöken jagar helst inne i äldre skog och missgynnas av stora hyggen och täta planteringar. De gamla fåglarna är i huvudsak stationära i sina revir (Skogsstyrelsen, 2016). Duvhöken är starkt bunden till skogsmark och boet läggs inne i tät, oftast äldre skog. Kantzoner mot öppen mark undviks och duvhöken är därför känsligare för slutavverkning än flera andra rovfåglar. Duvhöken är beroende av insynsskyddade boplatser. Friställande av boträd eller avverkning så att boplatsen blir exponerad mot öppen mark, medför att platsen överges (Skogsstyrelsen, 2016). Eftersom duvhöken helst häckar i gammal skog, är dess häckningsplatser i princip alltid mer eller mindre hotade av skogsbruk och avverkningar (SLU Artdatabanken, 2021).</w:t>
+      </w:r>
+    </w:p>
+    <w:p>
+      <w:r>
+        <w:rPr>
+          <w:b/>
+        </w:rPr>
+        <w:t>Dvärgpipistrell (§4a)</w:t>
+      </w:r>
+      <w:r>
+        <w:t xml:space="preserve"> omfattas av bilaga 4 EU:s art- och habitatdirektiv vilket innebär ett strikt skydd där arten och dess livsmiljöer ska bevaras. Arten förekommer i alla typer av glesare skogar men föredrar framförallt lövskog. Den födosöker inne bland träden och man hittar den i trädbärande beteshagar, i kantzoner mellan skog och odlingsmark, i närheten av vatten och i bymiljöer. Den undviker stora sammanhängande öppna miljöer såsom åkrar och hyggen. Skogsbruksåtgärder som leder till minskad förekomst av äldre, gles skog och då särskilt tillgång på hålträd och träd med löst sittande bark kan leda till brist på koloniplatser och viloplatser (SLU Artdatabanken, 2024; Skogsstyrelsen, 2016).</w:t>
+      </w:r>
+    </w:p>
+    <w:p>
+      <w:r>
+        <w:rPr>
+          <w:b/>
+        </w:rPr>
+        <w:t>Nordfladdermus (NT, §4a)</w:t>
+      </w:r>
+      <w:r>
+        <w:t xml:space="preserve"> omfattas av bilaga 4 EU:s art- och habitatdirektiv vilket innebär ett strikt skydd där arten och dess livsmiljöer ska bevaras. Nordfladdermus föredrar variationsrik skog med förekomst av sjöar, vattendrag och våtmarker och hittas framförallt i halvöppna miljöer som trädbärande beteshagar och i kantzoner mellan skog och odlingsmark. Den undviker stora öppna områden som stora hyggen och större sammanhängande planteringar vilket minskar längden bryn och landskapets heterogenitet och därmed födotillgången och mängden lämpliga jaktplatser. Skogsbruksåtgärder som leder till minskad förekomst av äldre, gles skog och då särskilt tillgång på hålträd och träd med löst sittande bark kan leda till brist på koloniplatser och viloplatser. Nordfladdermus har minskat med 27,5 (5–50) % under de senaste 21 åren och minskningstakten för den svenska populationen bedöms vara nära gränsvärdet för Sårbar (VU). (A2bc) (SLU Artdatabanken, 2024; Skogsstyrelsen, 2016).</w:t>
       </w:r>
     </w:p>
     <w:p>
@@ -304,6 +342,17 @@
       </w:r>
       <w:r>
         <w:t>, rödlistad som nära hotad och prioriterad art i Skogsvårdslagen har häckningsrevir i anmälan. Arten har minskat kraftigt de senaste 30 åren och minskningstakten innevarande 10-årsperiod beräknas till 20 (10–30) %. Talltitan är synnerligen trogen sitt cirka 15 hektar stora revir och är beroende av flerskiktade olikåldriga skogar för att kunna föda upp sina ungar. Talltitan försvinner om dess livsmiljö kalavverkas (Eggers &amp; Low (2014); Ekman (1979); Griesser et al (2007); Klein (2020); Siffczyk et al (2003); SLU Artdatabanken (2021).</w:t>
+      </w:r>
+    </w:p>
+    <w:p>
+      <w:r>
+        <w:rPr>
+          <w:b/>
+        </w:rPr>
+        <w:t>Trollpipistrell (§4a)</w:t>
+      </w:r>
+      <w:r>
+        <w:t xml:space="preserve"> omfattas av bilaga 4 EU:s art- och habitatdirektiv vilket innebär ett strikt skydd för arten och dess livsmiljöer. Trollpipistrell förekommer i gles barr- och lövskog, i trädbärande beteshagar, i kantzoner mellan skog och odlingsmark, i närheten av sjöar och vattendrag samt i bymiljöer. Den undviker stora öppna miljöer såsom åkrar och hyggen och gynnas av ett landskap med mycket lövträd, vatten och hålträd. Under året utnyttjas många olika miljöer och ett effektivt bevarandearbete måste därför utgå från ett landskapsekologiskt perspektiv. Ett varierat landskap med hög andel äldre lövträd, småvatten, sumpskogar, öppna våtmarker, ängar och betesmarker, är gynnsamt för insekter vilket skapar förutsättningar för fladdermöss att finna tillräckligt med föda (SLU Artdatabanken, 2024).</w:t>
       </w:r>
     </w:p>
     <w:p>
@@ -417,7 +466,7 @@
         <w:rPr>
           <w:i/>
         </w:rPr>
-        <w:t>I det avverkningsanmälda skogsområdet har 5 naturvårdsarter varav 4 rödlistade arter sina livsmiljöer och växtplatser.</w:t>
+        <w:t>I det avverkningsanmälda skogsområdet har 12 naturvårdsarter varav 6 rödlistade arter sina livsmiljöer och växtplatser.</w:t>
       </w:r>
     </w:p>
     <w:p>
@@ -622,32 +671,32 @@
         <w:pStyle w:val="Heading1"/>
       </w:pPr>
       <w:r>
-        <w:t>Duvhök – ekologi samt krav på livsmiljön</w:t>
+        <w:t>Barbastell – ekologi samt krav på livsmiljön</w:t>
       </w:r>
     </w:p>
     <w:p>
       <w:r>
-        <w:t>Duvhök (NT, §4) är rödlistad som nära hotad (NT) och har minskat med 22 (0–48) % under de senaste 18 åren. Minskningstakten för den svenska populationen bedöms vara nära gränsvärdet för Sårbar (VU). (A2bc). (SLU Artdatabanken, 2021).</w:t>
+        <w:t>Barbastell (NT, §4a) omfattas av bilaga 2 och 4 EU:s art- och habitatdirektiv vilket innebär att arten och dess livsmiljöer är strikt skyddade samt att Natura 2000-områden ska inrättas. Barbastell är globalt rödlistad som nära hotad (NT) och i den europeiska rödlistan är den klassad som sårbar (VU). Den omfattas av ett åtgärdsprogram för hotade arter (ÅGP) och inför upprättandet av åtgärdsprogrammet för arten 2015, konstaterade EU-kommissionen att Sverige inte skyddat tillräckligt med områden för barbastell i boreal biogeografisk region (SLU Artdatabanken, 2024; Ahlén, 2015).</w:t>
       </w:r>
     </w:p>
     <w:p>
       <w:r>
-        <w:t>Duvhöken är starkt bunden till skogsmark, såväl för häckning som födosök. Den påträffas oftast i större skogsområden med äldre skog, men kan ibland även häcka i dungar i områden dominerade av öppen mark. De gamla fåglarna är i huvudsak stationära i sina revir. Duvhöken jagar helst inne i äldre skog och missgynnas av stora hyggen och täta planteringar (Skogsstyrelsen, 2016).</w:t>
+        <w:t>Barbastellen förekommer från Skåne och Blekinge i söder till Västra Götaland och Östergötland i norr. Den föredrar ett halvöppet landskap med betes- och slåttermarker och gamla bondeskogar där den är speciellt inriktad på att ta fjärilar, framför allt småfjärilar, men även andra smådjursgrupper, t.ex. tvåvingar och spindlar.  Utvecklingen på Sydsvenska höglandet där huvuddelen av populationen finns är osäker och pågående landskapsförändringar befaras kunna leda till minskning med regionala och lokala försvinnande inom den kommande 21 års perioden. Minskningstakten för den svenska populationen bedöms vara nära gränsvärdet för Sårbar (VU). (A3c) (SLU Artdatabanken, 2024; Ahlén, 2015).</w:t>
       </w:r>
     </w:p>
     <w:p>
       <w:r>
-        <w:t>Boet läggs inne i tät, oftast äldre skog. Kantzoner mot öppen mark undviks och duvhöken är därför känsligare för slutavverkning än flera andra rovfåglar. Boträdet måste vara grovgrenigt och är oftast en äldre gran eller tall, i sydligaste Sverige är bok vanligt. Duvhöken är beroende av insynsskyddade boplatser. Friställande av boträd eller avverkning så att boplatsen är exponerad mot öppen mark, medför att platsen överges. Samma bo kan användas flera år i rad, men likt andra rovfåglar har den normalt ett eller flera alternativa bon (Skogsstyrelsen, 2016). Eftersom duvhöken helst häckar i gammal skog, är dess häckningsplatser i princip alltid mer eller mindre hotade av skogsbruk och avverkningar (SLU Artdatabanken, 2021).</w:t>
+        <w:t>Kärnområdet i norra Småland och södra Östergötland kännetecknas av äldre genuin gårdsbebyggelse, ofta i byar med flera näraliggande gårdar och ladugårdar. I omgivningarna finns vanligen rikligt med äldre, grova tidigare hamlade träd och andra äldre lövträd, beteshagar och ängar, gärna med översilningsmark och kärr. Trädgårdar av äldre typ, icke alltför intensivt skötta, utgör också en viktig jaktbiotop. Barbastell jagar mest i närområdet kring kolonierna, men gör också regelbundet besök i skogsområdena runtom och jagar där bl.a. i äldre typ av skog som ännu bär spår av utmarksbete. Data från både västra och östra Småland visar att de regelbundet flyger minst 4 km från kolonimiljöerna. Mycket av dessa skogar har avverkats och ersatts av kalhyggen och planterade ungskogar vilket troligen är huvudorsaken till försvinnandet av flera kolonier och populationens tillbakagång i norra delen av utbredningsområdet (SLU Artdatabanken, 2024; Ahlén, 2015).</w:t>
       </w:r>
     </w:p>
     <w:p>
       <w:r>
-        <w:t>Den viktigaste begränsande faktorn för duvhökspopulationen i stort är födan och ett allvarligare problem är därför den av skogsbruket orsakade storskaliga omvandlingen och utarmningen av skogslandskapet, som kan påverka såväl duvhökens möjlighet att jaga som förekomsten av viktiga byten. Duvhökens jaktteknik gör den beroende av landskapets utformning och sammansättning och dess preferens för gammal skog tyder på att den är anpassad till att jaga i skog som är “lagom” tät. I öppnare biotoper, till exempel hyggen, kommer dess jaktteknik inte till sin rätt och i tätare biotoper, t.ex. ungskogar, har den relativt stora duvhöken svårt att manövrera (SLU Artdatabanken, 2021).</w:t>
+        <w:t>Eftersom det handlar om rörliga djur som snabbt förflyttar sig över stora områden, måste det inte alltid vara ett sammanhängande skyddat område utan huvudsaken är att man bevarar tillräcklig mängd viktiga miljöer i ett område på ca 15–20 km2. Bevarande av livsmiljöer är särskilt relevant i gammaldags utmarksskog eftersom det är en biotop som drastiskt minskat och hotas av skogsbruk. Om sådan skog kalavverkas och ersätts av ett plantageskogsbruk är förutsättningarna för förekomst av barbastell förstörda för lång tid framåt. Bevarandet av de miljöer som barbastellen är beroende av skogsbrukets och jordbrukets miljöhänsyn. Ett anpassat skogsbruk, med kontinuitetskogsbruk samt bevarande av brynmiljöer i skogs- och jordbrukslandskapet är viktiga åtgärder (SLU Artdatabanken, 2024; Ahlén, 2015).</w:t>
       </w:r>
     </w:p>
     <w:p>
       <w:r>
-        <w:t>Minskningstakten har uppgått till 22 (0–48) % under de senaste 18 åren. Bedömningen baseras på ett för arten lämpligt abundansindex och minskad geografisk utbredning och/eller försämrad habitatkvalitet (allt yngre och tätare skogar vilket försvårar för boplacering samt försämrar jaktmöjligheterna). Minskningstakten för den svenska populationen bedöms vara nära gränsvärdet för Sårbar (VU). (A2bc).</w:t>
+        <w:t>Under året utnyttjar fladdermössen många olika miljöer och ett effektivt bevarandearbete måste därför utgå från ett landskapsekologiskt perspektiv. Den viktigaste faktorn för om fladdermössen ska kunna leva i ett område är tillgången på föda i form av nattaktiva insekter. Ett bra hemområde måste erbjuda god födotillgång under hela aktivitetsperioden. Åtgärder som bevarar och gynnar en hög insektsproduktion är därför centrala. I ett varierat landskap med hög andel äldre lövträd, småvatten, sumpskogar, öppna våtmarker, ängar och betesmarker avlöser olika insektsgrupper varandra vilket gör att det hela tiden finns tillräckligt med föda. En förändring från småskalig till mer storskalig fragmentering av skogsmark är negativt. Om insektsrika biotoper som fuktiga äldre skogar och betesmarker blir alltför glest förekommande så försvinner underlaget för att kunna bilda kolonier. Dränering av skogsmark, igenplantering av betesmarker, minskad lövrikedom, försämrad brynkvalitet är exempel på åtgärder som kan påverka habitatkvaliteten negativt. De viktigaste områdena för barbastellen bör säkras inom Natura 2000-nätverket enligt Habitatdirektivets bilaga 2 (SLU Artdatabanken, 2024; Ahlén, 2015).</w:t>
       </w:r>
     </w:p>
     <w:p>
@@ -655,6 +704,75 @@
         <w:pStyle w:val="Heading2"/>
       </w:pPr>
       <w:r>
+        <w:t>Referenser – barbastell</w:t>
+      </w:r>
+    </w:p>
+    <w:p>
+      <w:r>
+        <w:t xml:space="preserve">Ahlén, I., 2015. </w:t>
+      </w:r>
+      <w:r>
+        <w:rPr>
+          <w:i/>
+        </w:rPr>
+        <w:t>Åtgärdsprogram för barbastell, 2015–2019 (Barbastella barbastellus)</w:t>
+      </w:r>
+      <w:r>
+        <w:t>. Naturvårdsverket. Rapport: 6532. https://www.naturvardsverket.se/om-oss/publikationer/6500/atgardsprogram-barbastell</w:t>
+      </w:r>
+    </w:p>
+    <w:p>
+      <w:r>
+        <w:t xml:space="preserve">SLU Artdatabanken, 2024. </w:t>
+      </w:r>
+      <w:r>
+        <w:rPr>
+          <w:i/>
+        </w:rPr>
+        <w:t xml:space="preserve">Artfakta: barbastell (Barbastella barbastellus). </w:t>
+      </w:r>
+      <w:r>
+        <w:t>https://artfakta.se/taxa/100015</w:t>
+      </w:r>
+    </w:p>
+    <w:p>
+      <w:pPr>
+        <w:pStyle w:val="Heading1"/>
+      </w:pPr>
+      <w:r>
+        <w:t>Duvhök – ekologi samt krav på livsmiljön</w:t>
+      </w:r>
+    </w:p>
+    <w:p>
+      <w:r>
+        <w:t>Duvhök (NT, §4) är rödlistad som nära hotad (NT) och har minskat med 22 (0–48) % under de senaste 18 åren. Minskningstakten för den svenska populationen bedöms vara nära gränsvärdet för Sårbar (VU). (A2bc). (SLU Artdatabanken, 2021).</w:t>
+      </w:r>
+    </w:p>
+    <w:p>
+      <w:r>
+        <w:t>Duvhöken är starkt bunden till skogsmark, såväl för häckning som födosök. Den påträffas oftast i större skogsområden med äldre skog, men kan ibland även häcka i dungar i områden dominerade av öppen mark. De gamla fåglarna är i huvudsak stationära i sina revir. Duvhöken jagar helst inne i äldre skog och missgynnas av stora hyggen och täta planteringar (Skogsstyrelsen, 2016).</w:t>
+      </w:r>
+    </w:p>
+    <w:p>
+      <w:r>
+        <w:t>Boet läggs inne i tät, oftast äldre skog. Kantzoner mot öppen mark undviks och duvhöken är därför känsligare för slutavverkning än flera andra rovfåglar. Boträdet måste vara grovgrenigt och är oftast en äldre gran eller tall, i sydligaste Sverige är bok vanligt. Duvhöken är beroende av insynsskyddade boplatser. Friställande av boträd eller avverkning så att boplatsen är exponerad mot öppen mark, medför att platsen överges. Samma bo kan användas flera år i rad, men likt andra rovfåglar har den normalt ett eller flera alternativa bon (Skogsstyrelsen, 2016). Eftersom duvhöken helst häckar i gammal skog, är dess häckningsplatser i princip alltid mer eller mindre hotade av skogsbruk och avverkningar (SLU Artdatabanken, 2021).</w:t>
+      </w:r>
+    </w:p>
+    <w:p>
+      <w:r>
+        <w:t>Den viktigaste begränsande faktorn för duvhökspopulationen i stort är födan och ett allvarligare problem är därför den av skogsbruket orsakade storskaliga omvandlingen och utarmningen av skogslandskapet, som kan påverka såväl duvhökens möjlighet att jaga som förekomsten av viktiga byten. Duvhökens jaktteknik gör den beroende av landskapets utformning och sammansättning och dess preferens för gammal skog tyder på att den är anpassad till att jaga i skog som är “lagom” tät. I öppnare biotoper, till exempel hyggen, kommer dess jaktteknik inte till sin rätt och i tätare biotoper, t.ex. ungskogar, har den relativt stora duvhöken svårt att manövrera (SLU Artdatabanken, 2021).</w:t>
+      </w:r>
+    </w:p>
+    <w:p>
+      <w:r>
+        <w:t>Minskningstakten har uppgått till 22 (0–48) % under de senaste 18 åren. Bedömningen baseras på ett för arten lämpligt abundansindex och minskad geografisk utbredning och/eller försämrad habitatkvalitet (allt yngre och tätare skogar vilket försvårar för boplacering samt försämrar jaktmöjligheterna). Minskningstakten för den svenska populationen bedöms vara nära gränsvärdet för Sårbar (VU). (A2bc).</w:t>
+      </w:r>
+    </w:p>
+    <w:p>
+      <w:pPr>
+        <w:pStyle w:val="Heading2"/>
+      </w:pPr>
+      <w:r>
         <w:t>Referenser – duvhök</w:t>
       </w:r>
     </w:p>
@@ -684,6 +802,119 @@
       </w:r>
       <w:r>
         <w:t>SLU Artdatabanken, Uppsala</w:t>
+      </w:r>
+    </w:p>
+    <w:p>
+      <w:pPr>
+        <w:pStyle w:val="Heading1"/>
+      </w:pPr>
+      <w:r>
+        <w:t>Dvärgpipistrell – ekologi samt krav på livsmiljön</w:t>
+      </w:r>
+    </w:p>
+    <w:p>
+      <w:r>
+        <w:t>Dvärgpipistrell (§4a) omfattas av bilaga 4 EU:s art- och habitatdirektiv vilket innebär ett strikt skydd för arten och dess livsmiljöer. Arten förekommer i alla typer av glesare skogar men föredrar framförallt lövskog. Den födosöker inne bland träden och man hittar den i trädbärande beteshagar, i kantzoner mellan skog och odlingsmark, i närheten av vatten och i bymiljöer. Den undviker stora sammanhängande öppna miljöer såsom åkrar och hyggen. Skogsbruksåtgärder som leder till minskad förekomst av äldre, gles skog och då särskilt tillgång på hålträd och träd med löst sittande bark kan leda till brist på koloniplatser och viloplatser (SLU Artdatabanken, 2024; Skogsstyrelsen, 2016).</w:t>
+      </w:r>
+    </w:p>
+    <w:p>
+      <w:r>
+        <w:t>Fladdermöss är beroende av hänsyn på landskapsnivå och det är viktigt att alla typer av vatten och våtmarker samt fuktiga skogspartier återställs och bevaras. Sväm- och sumpskog ska alltid sparas, och äldre lövmiljöer bör alltid sparas för födosök, koloniplatser och viloplatser. Utöver kantzoner mot vatten och våtmarker bör tillräckligt breda skyddszoner av uppväxt skog sparas för att skapa och bevara vindskyddade födosöksmiljöer. Genom att binda samman befintliga skogsbestånd med korridorer av uppvuxen skog skapas ett fladdermusvänligt landskap (SLU Artdatabanken, 2024; Skogsstyrelsen, 2016).</w:t>
+      </w:r>
+    </w:p>
+    <w:p>
+      <w:pPr>
+        <w:pStyle w:val="Heading2"/>
+      </w:pPr>
+      <w:r>
+        <w:t>Referenser – dvärgpipistrell</w:t>
+      </w:r>
+    </w:p>
+    <w:p>
+      <w:r>
+        <w:t xml:space="preserve">Skogsstyrelsen, 2016. </w:t>
+      </w:r>
+      <w:r>
+        <w:rPr>
+          <w:i/>
+        </w:rPr>
+        <w:t xml:space="preserve">Vägledning för hänsyn till pipistrell. </w:t>
+      </w:r>
+      <w:r>
+        <w:t>Vägledningar och kunskapsstöd artskydd - Skogsstyrelsen</w:t>
+      </w:r>
+    </w:p>
+    <w:p>
+      <w:r>
+        <w:t>SLU Artdatabanken, 2024.</w:t>
+      </w:r>
+      <w:r>
+        <w:rPr>
+          <w:i/>
+        </w:rPr>
+        <w:t xml:space="preserve">  Artfakta: dvärgpipistrell (Pipistrellus pygmaeus). </w:t>
+      </w:r>
+      <w:r>
+        <w:t>https://artfakta.se/taxa/205995</w:t>
+      </w:r>
+    </w:p>
+    <w:p>
+      <w:pPr>
+        <w:pStyle w:val="Heading1"/>
+      </w:pPr>
+      <w:r>
+        <w:t>Nordfladdermus – ekologi samt krav på livsmiljön</w:t>
+      </w:r>
+    </w:p>
+    <w:p>
+      <w:r>
+        <w:t>Nordfladdermus (NT, §4a) omfattas av bilaga 4 EU:s art- och habitatdirektiv vilket innebär ett strikt skydd för arten och dess livsmiljöer. Arten har minskat med 27,5 (5–50) % under de senaste 21 åren och minskningstakten för den svenska populationen bedöms vara nära gränsvärdet för Sårbar (VU). (A2bc) (SLU Artdatabanken, 2024).</w:t>
+      </w:r>
+    </w:p>
+    <w:p>
+      <w:r>
+        <w:t>Nordfladdermus föredrar variationsrik skog med förekomst av sjöar, vattendrag och våtmarker och hittas framförallt i halvöppna miljöer som trädbärande beteshagar och i kantzoner mellan skog och odlingsmark. Den undviker stora öppna områden som stora hyggen och större sammanhängande planteringar vilket minskar längden bryn och landskapets heterogenitet och därmed födotillgången och mängden lämpliga jaktplatser. Skogsbruksåtgärder som leder till minskad förekomst av äldre, gles skog och då särskilt tillgång på hålträd och träd med löst sittande bark kan leda till brist på koloniplatser och viloplatser (SLU Artdatabanken, 2024; Skogsstyrelsen, 2016).</w:t>
+      </w:r>
+    </w:p>
+    <w:p>
+      <w:r>
+        <w:t>Fladdermöss är beroende av hänsyn på landskapsnivå och det är viktigt att alla typer av vatten och våtmarker samt fuktiga skogspartier återställs och bevaras. Sväm- och sumpskog ska alltid sparas, och äldre lövmiljöer bör alltid sparas för födosök, koloniplatser och viloplatser. Utöver kantzoner mot vatten och våtmarker bör tillräckligt breda skyddszoner av uppväxt skog sparas för att skapa och bevara vindskyddade födosöksmiljöer. Genom att binda samman befintliga skogsbestånd med korridorer av uppvuxen skog skapas ett fladdermusvänligt landskap (SLU Artdatabanken, 2024; Skogsstyrelsen, 2016).</w:t>
+      </w:r>
+    </w:p>
+    <w:p>
+      <w:pPr>
+        <w:pStyle w:val="Heading2"/>
+      </w:pPr>
+      <w:r>
+        <w:t>Referenser – nordfladdermus</w:t>
+      </w:r>
+    </w:p>
+    <w:p>
+      <w:r>
+        <w:t xml:space="preserve">Skogsstyrelsen, 2016. </w:t>
+      </w:r>
+      <w:r>
+        <w:rPr>
+          <w:i/>
+        </w:rPr>
+        <w:t xml:space="preserve">Vägledning för hänsyn till nordfladdermus. </w:t>
+      </w:r>
+      <w:r>
+        <w:t>Vägledningar och kunskapsstöd artskydd - Skogsstyrelsen</w:t>
+      </w:r>
+    </w:p>
+    <w:p>
+      <w:r>
+        <w:t>SLU Artdatabanken, 2024.</w:t>
+      </w:r>
+      <w:r>
+        <w:rPr>
+          <w:i/>
+        </w:rPr>
+        <w:t xml:space="preserve">  Artfakta: nordfladdermus (Eptesicus nilssonii). </w:t>
+      </w:r>
+      <w:r>
+        <w:t>https://artfakta.se/taxa/205998</w:t>
       </w:r>
     </w:p>
     <w:p>
@@ -1014,7 +1245,7 @@
     <w:r>
       <w:tab/>
       <w:tab/>
-      <w:t>2025-09-08</w:t>
+      <w:t>2025-09-10</w:t>
       <w:br/>
       <w:br/>
     </w:r>

--- a/klagomål/A 41226-2025 FSC-klagomål.docx
+++ b/klagomål/A 41226-2025 FSC-klagomål.docx
@@ -1245,7 +1245,7 @@
     <w:r>
       <w:tab/>
       <w:tab/>
-      <w:t>2025-09-10</w:t>
+      <w:t>2025-09-11</w:t>
       <w:br/>
       <w:br/>
     </w:r>

--- a/klagomål/A 41226-2025 FSC-klagomål.docx
+++ b/klagomål/A 41226-2025 FSC-klagomål.docx
@@ -1245,7 +1245,7 @@
     <w:r>
       <w:tab/>
       <w:tab/>
-      <w:t>2025-09-11</w:t>
+      <w:t>2025-09-12</w:t>
       <w:br/>
       <w:br/>
     </w:r>

--- a/klagomål/A 41226-2025 FSC-klagomål.docx
+++ b/klagomål/A 41226-2025 FSC-klagomål.docx
@@ -1245,7 +1245,7 @@
     <w:r>
       <w:tab/>
       <w:tab/>
-      <w:t>2025-09-12</w:t>
+      <w:t>2025-09-13</w:t>
       <w:br/>
       <w:br/>
     </w:r>

--- a/klagomål/A 41226-2025 FSC-klagomål.docx
+++ b/klagomål/A 41226-2025 FSC-klagomål.docx
@@ -1245,7 +1245,7 @@
     <w:r>
       <w:tab/>
       <w:tab/>
-      <w:t>2025-09-13</w:t>
+      <w:t>2025-09-14</w:t>
       <w:br/>
       <w:br/>
     </w:r>

--- a/klagomål/A 41226-2025 FSC-klagomål.docx
+++ b/klagomål/A 41226-2025 FSC-klagomål.docx
@@ -1245,7 +1245,7 @@
     <w:r>
       <w:tab/>
       <w:tab/>
-      <w:t>2025-09-14</w:t>
+      <w:t>2025-09-15</w:t>
       <w:br/>
       <w:br/>
     </w:r>

--- a/klagomål/A 41226-2025 FSC-klagomål.docx
+++ b/klagomål/A 41226-2025 FSC-klagomål.docx
@@ -1245,7 +1245,7 @@
     <w:r>
       <w:tab/>
       <w:tab/>
-      <w:t>2025-09-15</w:t>
+      <w:t>2025-09-16</w:t>
       <w:br/>
       <w:br/>
     </w:r>

--- a/klagomål/A 41226-2025 FSC-klagomål.docx
+++ b/klagomål/A 41226-2025 FSC-klagomål.docx
@@ -1245,7 +1245,7 @@
     <w:r>
       <w:tab/>
       <w:tab/>
-      <w:t>2025-09-16</w:t>
+      <w:t>2025-09-17</w:t>
       <w:br/>
       <w:br/>
     </w:r>

--- a/klagomål/A 41226-2025 FSC-klagomål.docx
+++ b/klagomål/A 41226-2025 FSC-klagomål.docx
@@ -1245,7 +1245,7 @@
     <w:r>
       <w:tab/>
       <w:tab/>
-      <w:t>2025-09-17</w:t>
+      <w:t>2025-09-18</w:t>
       <w:br/>
       <w:br/>
     </w:r>

--- a/klagomål/A 41226-2025 FSC-klagomål.docx
+++ b/klagomål/A 41226-2025 FSC-klagomål.docx
@@ -191,7 +191,7 @@
     </w:p>
     <w:p>
       <w:r>
-        <w:t>I avverkningsanmälan har följande 12 naturvårdsarter hittats: barbastell (NT, §4a), duvhök (NT, §4), grönsångare (NT, §4), nordfladdermus (NT, §4a), spillkråka (NT, §4), talltita (NT, §4), dvärgpipistrell (§4a), grönsiska (§4), kungsfågel (§4), större brunfladdermus (§4a), tjäder (§4) och trollpipistrell (§4a). Av dessa är 6 rödlistade. För rödlistade arter har rödlistekategorin angivits inom parentes. För fridlysta arter anges även paragrafen i Artskyddsförordningen som arten är fridlyst enligt.</w:t>
+        <w:t>I avverkningsanmälan har följande 14 naturvårdsarter hittats: barbastell (NT, §4a), brunlångöra (NT, §4a), dammfladdermus (NT, §4a), duvhök (NT, §4), grönsångare (NT, §4), nordfladdermus (NT, §4a), spillkråka (NT, §4), talltita (NT, §4), dvärgpipistrell (§4a), grönsiska (§4), kungsfågel (§4), större brunfladdermus (§4a), tjäder (§4) och trollpipistrell (§4a). Av dessa är 8 rödlistade. För rödlistade arter har rödlistekategorin angivits inom parentes. För fridlysta arter anges även paragrafen i Artskyddsförordningen som arten är fridlyst enligt.</w:t>
       </w:r>
     </w:p>
     <w:p>
@@ -256,7 +256,7 @@
     </w:p>
     <w:p>
       <w:r>
-        <w:t>Följande fridlysta arter har sina livsmiljöer och växtplatser i den avverkningsanmälda skogen: barbastell (NT, §4a), duvhök (NT, §4), grönsångare (NT, §4), nordfladdermus (NT, §4a), spillkråka (NT, §4), talltita (NT, §4), dvärgpipistrell (§4a), grönsiska (§4), kungsfågel (§4), större brunfladdermus (§4a), tjäder (§4) och trollpipistrell (§4a).</w:t>
+        <w:t>Följande fridlysta arter har sina livsmiljöer och växtplatser i den avverkningsanmälda skogen: barbastell (NT, §4a), brunlångöra (NT, §4a), dammfladdermus (NT, §4a), duvhök (NT, §4), grönsångare (NT, §4), nordfladdermus (NT, §4a), spillkråka (NT, §4), talltita (NT, §4), dvärgpipistrell (§4a), grönsiska (§4), kungsfågel (§4), större brunfladdermus (§4a), tjäder (§4) och trollpipistrell (§4a).</w:t>
       </w:r>
     </w:p>
     <w:p>
@@ -287,6 +287,28 @@
     <w:p>
       <w:r>
         <w:t>Barbastellen föredrar ett halvöppet landskap med betes- och slåttermarker och gamla bondeskogar där den är speciellt inriktad på att ta fjärilar, framför allt småfjärilar, men även andra smådjursgrupper, t.ex. tvåvingar och spindlar. Bevarande av livsmiljöer är särskilt relevant i gammaldags utmarksskog eftersom det är en biotop som drastiskt minskat och hotas av skogsbruk. Om sådan skog kalavverkas och ersätts av ett plantageskogsbruk är förutsättningarna för förekomst av barbastell förstörda för lång tid framåt. Utvecklingen på Sydsvenska höglandet där huvuddelen av populationen finns är osäker och pågående landskapsförändringar befaras kunna leda till minskning med regionala och lokala försvinnande inom den kommande 21 års perioden. Minskningstakten för den svenska populationen bedöms vara nära gränsvärdet för Sårbar (VU). (A3c) (SLU Artdatabanken, 2024; Ahlén, 2015).</w:t>
+      </w:r>
+    </w:p>
+    <w:p>
+      <w:r>
+        <w:rPr>
+          <w:b/>
+        </w:rPr>
+        <w:t>Brunlångöra (NT, §4a)</w:t>
+      </w:r>
+      <w:r>
+        <w:t xml:space="preserve"> omfattas av bilaga 4 EU:s art- och habitatdirektiv vilket innebär att arten och dess livsmiljöer är strikt skyddade. Brunlångöra förekommer framförallt inne i relativt tät skog men födosöker också i trädgårdar, parker och hagar. Den har minskat med 17,5 (5–30) % under de senaste 21 åren och minskningstakten för den svenska populationen bedöms vara nära gränsvärdet för Sårbar (VU). (A2bc) (SLU Artdatabanken, 2024).</w:t>
+      </w:r>
+    </w:p>
+    <w:p>
+      <w:r>
+        <w:rPr>
+          <w:b/>
+        </w:rPr>
+        <w:t>Dammfladdermus (NT, §4a)</w:t>
+      </w:r>
+      <w:r>
+        <w:t xml:space="preserve"> omfattas av bilaga 2 och 4 EU:s art- och habitatdirektiv vilket innebär att arten och dess livsmiljöer är strikt skyddade samt att Natura 2000-områden ska inrättas. Dammfladdermus är globalt rödlistad som nära hotad (NT) och i den europeiska rödlistan är den klassad som sårbar (VU). För dammfladdermusen är det särskilt viktigt att värna om strandnära områden, genom att bevara eller skapa sumpskog och hålträd (SLU Artdatabanken, 2024; IUCN, 2016).</w:t>
       </w:r>
     </w:p>
     <w:p>
@@ -466,7 +488,7 @@
         <w:rPr>
           <w:i/>
         </w:rPr>
-        <w:t>I det avverkningsanmälda skogsområdet har 12 naturvårdsarter varav 6 rödlistade arter sina livsmiljöer och växtplatser.</w:t>
+        <w:t>I det avverkningsanmälda skogsområdet har 14 naturvårdsarter varav 8 rödlistade arter sina livsmiljöer och växtplatser.</w:t>
       </w:r>
     </w:p>
     <w:p>
@@ -733,6 +755,105 @@
       </w:r>
       <w:r>
         <w:t>https://artfakta.se/taxa/100015</w:t>
+      </w:r>
+    </w:p>
+    <w:p>
+      <w:pPr>
+        <w:pStyle w:val="Heading1"/>
+      </w:pPr>
+      <w:r>
+        <w:t>Brunlångöra – ekologi samt krav på livsmiljön</w:t>
+      </w:r>
+    </w:p>
+    <w:p>
+      <w:r>
+        <w:t>Brunlångöra (NT, §4a) omfattas av bilaga 4 EU:s art- och habitatdirektiv vilket innebär ett strikt skydd för arten och dess livsmiljöer. Den har minskat med 17,5 (5–30) % under de senaste 21 åren och minskningstakten för den svenska populationen bedöms vara nära gränsvärdet för Sårbar (VU). (A2bc) (SLU Artdatabanken, 2024).</w:t>
+      </w:r>
+    </w:p>
+    <w:p>
+      <w:r>
+        <w:t>Brunlångöra förekommer framförallt inne i relativt tät skog men födosöker också runt hus, i parker, trädgårdar och hagar. Arten har ett mycket karakteristiskt jaktbeteende då den flyger tätt intill vegetationen så som träd och buskar eller lågt över marken där den plockar insekter och spindlar direkt från blad, grenar och grässtrån. Arten kan till och med ryttla, stå stilla i luften med fladdrande vingar. Kolonierna finns ofta i stora byggnader som kyrkor, lador och magasin. Arten påverkas negativt av belysning, och en kraftig minskning har observerats på ett antal koloniplatser i södra Sverige (SLU Artdatabanken, 2024).</w:t>
+      </w:r>
+    </w:p>
+    <w:p>
+      <w:r>
+        <w:t>Den viktigaste faktorn för om fladdermössen ska kunna leva i ett område är tillgången på föda i form av nattaktiva insekter. Ett bra hemområde måste erbjuda god födotillgång under hela aktivitetsperioden. Åtgärder som bevarar och gynnar en hög insektsproduktion är därför centrala. I ett varierat landskap med hög andel äldre lövträd, småvatten, sumpskogar, öppna våtmarker, ängar och betesmarker avlöser olika insektsgrupper varandra vilket gör att det hela tiden finns tillräckligt med föda (SLU Artdatabanken, 2024).</w:t>
+      </w:r>
+    </w:p>
+    <w:p>
+      <w:pPr>
+        <w:pStyle w:val="Heading2"/>
+      </w:pPr>
+      <w:r>
+        <w:t>Referenser – brunlångöra</w:t>
+      </w:r>
+    </w:p>
+    <w:p>
+      <w:r>
+        <w:t>SLU Artdatabanken, 2024.</w:t>
+      </w:r>
+      <w:r>
+        <w:rPr>
+          <w:i/>
+        </w:rPr>
+        <w:t xml:space="preserve"> Artfakta: brunlångöra (Plecotus auritus). </w:t>
+      </w:r>
+      <w:r>
+        <w:t>https://artfakta.se/taxa/206002</w:t>
+      </w:r>
+    </w:p>
+    <w:p>
+      <w:pPr>
+        <w:pStyle w:val="Heading1"/>
+      </w:pPr>
+      <w:r>
+        <w:t>Dammfladdermus – ekologi samt krav på livsmiljön</w:t>
+      </w:r>
+    </w:p>
+    <w:p>
+      <w:r>
+        <w:t>Dammfladdermus (NT, §4a) omfattas av bilaga 2 och 4 EU:s art- och habitatdirektiv vilket innebär att arten och dess livsmiljöer är strikt skyddade samt att Natura 2000-områden ska inrättas. Dammfladdermus är globalt rödlistad som nära hotad (NT) och i den europeiska rödlistan är den klassad som sårbar (VU) (SLU Artdatabanken, 2024; IUCN, 2016).</w:t>
+      </w:r>
+    </w:p>
+    <w:p>
+      <w:r>
+        <w:t>Dammfladdermusen förekommer mest vid vatten, vid både sjöar och vattendrag. Den födosöker antingen tätt ovanför vattenytan eller i strandskog. Dammfladdermusen väljer lite större vatten än vattenfladdermusen, till exempel sjöar och breda åar. Den undviker stora sammanhängande öppna miljöer såsom åkrar och hyggen. Eftersom dammfladdermusen i huvudsak jagar över sjöar och vattendrag så är det framförallt vattenkvalité och utformningen av strandnära miljöer som påverkar artens förekomst. För dammfladdermusen är det särskilt viktigt att värna om strandnära områden, genom att bevara eller skapa sumpskog och hålträd (SLU Artdatabanken, 2024).</w:t>
+      </w:r>
+    </w:p>
+    <w:p>
+      <w:pPr>
+        <w:pStyle w:val="Heading2"/>
+      </w:pPr>
+      <w:r>
+        <w:t>Referenser – dammfladdermus</w:t>
+      </w:r>
+    </w:p>
+    <w:p>
+      <w:r>
+        <w:t xml:space="preserve">IUCN, 2016. </w:t>
+      </w:r>
+      <w:r>
+        <w:rPr>
+          <w:i/>
+        </w:rPr>
+        <w:t>Myotis dasycneme</w:t>
+      </w:r>
+      <w:r>
+        <w:t>. The IUCN Red List of Threatened Species.</w:t>
+      </w:r>
+    </w:p>
+    <w:p>
+      <w:r>
+        <w:t>SLU Artdatabanken, 2024.</w:t>
+      </w:r>
+      <w:r>
+        <w:rPr>
+          <w:i/>
+        </w:rPr>
+        <w:t xml:space="preserve"> Artfakta: dammfladdermus (Myotis dasycneme)</w:t>
+      </w:r>
+      <w:r>
+        <w:t>. https://artfakta.se/taxa/100086</w:t>
       </w:r>
     </w:p>
     <w:p>
@@ -1245,7 +1366,7 @@
     <w:r>
       <w:tab/>
       <w:tab/>
-      <w:t>2025-09-18</w:t>
+      <w:t>2025-09-22</w:t>
       <w:br/>
       <w:br/>
     </w:r>

--- a/klagomål/A 41226-2025 FSC-klagomål.docx
+++ b/klagomål/A 41226-2025 FSC-klagomål.docx
@@ -191,7 +191,7 @@
     </w:p>
     <w:p>
       <w:r>
-        <w:t>I avverkningsanmälan har följande 14 naturvårdsarter hittats: barbastell (NT, §4a), brunlångöra (NT, §4a), dammfladdermus (NT, §4a), duvhök (NT, §4), grönsångare (NT, §4), nordfladdermus (NT, §4a), spillkråka (NT, §4), talltita (NT, §4), dvärgpipistrell (§4a), grönsiska (§4), kungsfågel (§4), större brunfladdermus (§4a), tjäder (§4) och trollpipistrell (§4a). Av dessa är 8 rödlistade. För rödlistade arter har rödlistekategorin angivits inom parentes. För fridlysta arter anges även paragrafen i Artskyddsförordningen som arten är fridlyst enligt.</w:t>
+        <w:t>I avverkningsanmälan har följande 16 naturvårdsarter hittats: barbastell (NT, §4a), brunlångöra (NT, §4a), dammfladdermus (NT, §4a), duvhök (NT, §4), grönsångare (NT, §4), nordfladdermus (NT, §4a), spillkråka (NT, §4), talltita (NT, §4), blomkålssvamp (S), blåmossa (S), dvärgpipistrell (§4a), grönsiska (§4), kungsfågel (§4), större brunfladdermus (§4a), tjäder (§4) och trollpipistrell (§4a). Av dessa är 8 rödlistade. För rödlistade arter har rödlistekategorin angivits inom parentes. Arter som är signalarter enligt Skogsstyrelsen har markerats med (S). För fridlysta arter anges även paragrafen i Artskyddsförordningen som arten är fridlyst enligt.</w:t>
       </w:r>
     </w:p>
     <w:p>
@@ -247,30 +247,14 @@
       </w:r>
     </w:p>
     <w:p>
-      <w:pPr>
-        <w:pStyle w:val="Heading1"/>
-      </w:pPr>
-      <w:r>
-        <w:t>Fridlysta arter</w:t>
-      </w:r>
-    </w:p>
-    <w:p>
-      <w:r>
-        <w:t>Följande fridlysta arter har sina livsmiljöer och växtplatser i den avverkningsanmälda skogen: barbastell (NT, §4a), brunlångöra (NT, §4a), dammfladdermus (NT, §4a), duvhök (NT, §4), grönsångare (NT, §4), nordfladdermus (NT, §4a), spillkråka (NT, §4), talltita (NT, §4), dvärgpipistrell (§4a), grönsiska (§4), kungsfågel (§4), större brunfladdermus (§4a), tjäder (§4) och trollpipistrell (§4a).</w:t>
-      </w:r>
-    </w:p>
-    <w:p>
-      <w:r>
-        <w:t xml:space="preserve">Observera att medlemsländerna är skyldiga att agera i enlighet med EU:s fågeldirektiv där det uttryckligen står att direktivet gäller för fåglar samt för deras ägg, bon och </w:t>
-      </w:r>
       <w:r>
         <w:rPr>
           <w:b/>
         </w:rPr>
-        <w:t xml:space="preserve">livsmiljöer </w:t>
-      </w:r>
-      <w:r>
-        <w:t>(artikel 1). Vidare att de åtgärder som vidtas inte får leda till en försämring av den nuvarande situationen beträffande bevarandet av de fågelarter som avses i artikel 1 (artikel 13). Fågeldirektivet är styrande för tillsynsansvariga myndigheters ärendehantering, ställningstaganden och beslutsfattande.</w:t>
+        <w:t xml:space="preserve">Blomkålssvamp </w:t>
+      </w:r>
+      <w:r>
+        <w:t>är en parasit och vednedbrytare som växer på rötter och basala stamdelar av tall, enstaka gånger även på lärk och gran. Träden är oftast mycket gamla, gärna 150–200 år eller äldre. När blomkålssvamp påträffas i skogslandskapet signalerar den vanligtvis skyddsvärda tallbestånd med höga naturvärden. Den är då främst knuten till gamla skogar, oftast tallnaturskogar och olika restbiotoper där det förekommer biologiskt gamla träd. Samtliga tallar med blomkålssvamp bör klassas som naturvårdsträd och lämnas som framtida ”evighetsträd” (Nitare &amp; Skogsstyrelsen, 2019).</w:t>
       </w:r>
     </w:p>
     <w:p>
@@ -278,108 +262,10 @@
         <w:rPr>
           <w:b/>
         </w:rPr>
-        <w:t xml:space="preserve">Barbastell (NT, §4a) </w:t>
-      </w:r>
-      <w:r>
-        <w:t>omfattas av bilaga 2 och 4 EU:s art- och habitatdirektiv vilket innebär att arten och dess livsmiljöer är strikt skyddade samt att Natura 2000-områden ska inrättas. Den är globalt rödlistad som nära hotad (NT) och i den europeiska rödlistan är den klassad som sårbar (VU). Barbastell omfattas av ett åtgärdsprogram för hotade arter (ÅGP) och inför upprättandet av åtgärdsprogrammet för arten 2015, konstaterade EU-kommissionen att Sverige inte skyddat tillräckligt med områden för arten i boreal biogeografisk region. (SLU Artdatabanken, 2024; Ahlén, 2015).</w:t>
-      </w:r>
-    </w:p>
-    <w:p>
-      <w:r>
-        <w:t>Barbastellen föredrar ett halvöppet landskap med betes- och slåttermarker och gamla bondeskogar där den är speciellt inriktad på att ta fjärilar, framför allt småfjärilar, men även andra smådjursgrupper, t.ex. tvåvingar och spindlar. Bevarande av livsmiljöer är särskilt relevant i gammaldags utmarksskog eftersom det är en biotop som drastiskt minskat och hotas av skogsbruk. Om sådan skog kalavverkas och ersätts av ett plantageskogsbruk är förutsättningarna för förekomst av barbastell förstörda för lång tid framåt. Utvecklingen på Sydsvenska höglandet där huvuddelen av populationen finns är osäker och pågående landskapsförändringar befaras kunna leda till minskning med regionala och lokala försvinnande inom den kommande 21 års perioden. Minskningstakten för den svenska populationen bedöms vara nära gränsvärdet för Sårbar (VU). (A3c) (SLU Artdatabanken, 2024; Ahlén, 2015).</w:t>
-      </w:r>
-    </w:p>
-    <w:p>
-      <w:r>
-        <w:rPr>
-          <w:b/>
-        </w:rPr>
-        <w:t>Brunlångöra (NT, §4a)</w:t>
-      </w:r>
-      <w:r>
-        <w:t xml:space="preserve"> omfattas av bilaga 4 EU:s art- och habitatdirektiv vilket innebär att arten och dess livsmiljöer är strikt skyddade. Brunlångöra förekommer framförallt inne i relativt tät skog men födosöker också i trädgårdar, parker och hagar. Den har minskat med 17,5 (5–30) % under de senaste 21 åren och minskningstakten för den svenska populationen bedöms vara nära gränsvärdet för Sårbar (VU). (A2bc) (SLU Artdatabanken, 2024).</w:t>
-      </w:r>
-    </w:p>
-    <w:p>
-      <w:r>
-        <w:rPr>
-          <w:b/>
-        </w:rPr>
-        <w:t>Dammfladdermus (NT, §4a)</w:t>
-      </w:r>
-      <w:r>
-        <w:t xml:space="preserve"> omfattas av bilaga 2 och 4 EU:s art- och habitatdirektiv vilket innebär att arten och dess livsmiljöer är strikt skyddade samt att Natura 2000-områden ska inrättas. Dammfladdermus är globalt rödlistad som nära hotad (NT) och i den europeiska rödlistan är den klassad som sårbar (VU). För dammfladdermusen är det särskilt viktigt att värna om strandnära områden, genom att bevara eller skapa sumpskog och hålträd (SLU Artdatabanken, 2024; IUCN, 2016).</w:t>
-      </w:r>
-    </w:p>
-    <w:p>
-      <w:r>
-        <w:rPr>
-          <w:b/>
-        </w:rPr>
-        <w:t>Duvhök (NT, §4)</w:t>
-      </w:r>
-      <w:r>
-        <w:t xml:space="preserve"> är rödlistad som nära hotad (NT) och har minskat med 22 (0–48) % under de senaste 18 åren. Minskningstakten för den svenska populationen bedöms vara nära gränsvärdet för Sårbar (VU). (A2bc). (SLU Artdatabanken, 2021). Duvhöken jagar helst inne i äldre skog och missgynnas av stora hyggen och täta planteringar. De gamla fåglarna är i huvudsak stationära i sina revir (Skogsstyrelsen, 2016). Duvhöken är starkt bunden till skogsmark och boet läggs inne i tät, oftast äldre skog. Kantzoner mot öppen mark undviks och duvhöken är därför känsligare för slutavverkning än flera andra rovfåglar. Duvhöken är beroende av insynsskyddade boplatser. Friställande av boträd eller avverkning så att boplatsen blir exponerad mot öppen mark, medför att platsen överges (Skogsstyrelsen, 2016). Eftersom duvhöken helst häckar i gammal skog, är dess häckningsplatser i princip alltid mer eller mindre hotade av skogsbruk och avverkningar (SLU Artdatabanken, 2021).</w:t>
-      </w:r>
-    </w:p>
-    <w:p>
-      <w:r>
-        <w:rPr>
-          <w:b/>
-        </w:rPr>
-        <w:t>Dvärgpipistrell (§4a)</w:t>
-      </w:r>
-      <w:r>
-        <w:t xml:space="preserve"> omfattas av bilaga 4 EU:s art- och habitatdirektiv vilket innebär ett strikt skydd där arten och dess livsmiljöer ska bevaras. Arten förekommer i alla typer av glesare skogar men föredrar framförallt lövskog. Den födosöker inne bland träden och man hittar den i trädbärande beteshagar, i kantzoner mellan skog och odlingsmark, i närheten av vatten och i bymiljöer. Den undviker stora sammanhängande öppna miljöer såsom åkrar och hyggen. Skogsbruksåtgärder som leder till minskad förekomst av äldre, gles skog och då särskilt tillgång på hålträd och träd med löst sittande bark kan leda till brist på koloniplatser och viloplatser (SLU Artdatabanken, 2024; Skogsstyrelsen, 2016).</w:t>
-      </w:r>
-    </w:p>
-    <w:p>
-      <w:r>
-        <w:rPr>
-          <w:b/>
-        </w:rPr>
-        <w:t>Nordfladdermus (NT, §4a)</w:t>
-      </w:r>
-      <w:r>
-        <w:t xml:space="preserve"> omfattas av bilaga 4 EU:s art- och habitatdirektiv vilket innebär ett strikt skydd där arten och dess livsmiljöer ska bevaras. Nordfladdermus föredrar variationsrik skog med förekomst av sjöar, vattendrag och våtmarker och hittas framförallt i halvöppna miljöer som trädbärande beteshagar och i kantzoner mellan skog och odlingsmark. Den undviker stora öppna områden som stora hyggen och större sammanhängande planteringar vilket minskar längden bryn och landskapets heterogenitet och därmed födotillgången och mängden lämpliga jaktplatser. Skogsbruksåtgärder som leder till minskad förekomst av äldre, gles skog och då särskilt tillgång på hålträd och träd med löst sittande bark kan leda till brist på koloniplatser och viloplatser. Nordfladdermus har minskat med 27,5 (5–50) % under de senaste 21 åren och minskningstakten för den svenska populationen bedöms vara nära gränsvärdet för Sårbar (VU). (A2bc) (SLU Artdatabanken, 2024; Skogsstyrelsen, 2016).</w:t>
-      </w:r>
-    </w:p>
-    <w:p>
-      <w:r>
-        <w:rPr>
-          <w:b/>
-        </w:rPr>
-        <w:t>Spillkråka (NT, §4)</w:t>
-      </w:r>
-      <w:r>
-        <w:t xml:space="preserve"> är rödlistad som nära hotad och ingår i bilaga 1 i EU:s fågeldirektiv. Den minskar i population på grund av minskad tillgång på lämpliga bo- och födoträd och minskad födotillgång. Spillkråkans minskningstakt har uppgått till 19 (24–10) % under de senaste 15 åren. Minskningstakten för den svenska populationen bedöms vara nära gränsvärdet för Sårbar (VU) (A2bc). Skogsbruk med korta omloppstider och täta, homogena ungskogar utgör det största hotet, (SLU Artdatabanken, 2023).</w:t>
-      </w:r>
-    </w:p>
-    <w:p>
-      <w:r>
-        <w:rPr>
-          <w:b/>
-        </w:rPr>
-        <w:t>Talltita (NT, §4)</w:t>
-      </w:r>
-      <w:r>
-        <w:t>, rödlistad som nära hotad och prioriterad art i Skogsvårdslagen har häckningsrevir i anmälan. Arten har minskat kraftigt de senaste 30 åren och minskningstakten innevarande 10-årsperiod beräknas till 20 (10–30) %. Talltitan är synnerligen trogen sitt cirka 15 hektar stora revir och är beroende av flerskiktade olikåldriga skogar för att kunna föda upp sina ungar. Talltitan försvinner om dess livsmiljö kalavverkas (Eggers &amp; Low (2014); Ekman (1979); Griesser et al (2007); Klein (2020); Siffczyk et al (2003); SLU Artdatabanken (2021).</w:t>
-      </w:r>
-    </w:p>
-    <w:p>
-      <w:r>
-        <w:rPr>
-          <w:b/>
-        </w:rPr>
-        <w:t>Trollpipistrell (§4a)</w:t>
-      </w:r>
-      <w:r>
-        <w:t xml:space="preserve"> omfattas av bilaga 4 EU:s art- och habitatdirektiv vilket innebär ett strikt skydd för arten och dess livsmiljöer. Trollpipistrell förekommer i gles barr- och lövskog, i trädbärande beteshagar, i kantzoner mellan skog och odlingsmark, i närheten av sjöar och vattendrag samt i bymiljöer. Den undviker stora öppna miljöer såsom åkrar och hyggen och gynnas av ett landskap med mycket lövträd, vatten och hålträd. Under året utnyttjas många olika miljöer och ett effektivt bevarandearbete måste därför utgå från ett landskapsekologiskt perspektiv. Ett varierat landskap med hög andel äldre lövträd, småvatten, sumpskogar, öppna våtmarker, ängar och betesmarker, är gynnsamt för insekter vilket skapar förutsättningar för fladdermöss att finna tillräckligt med föda (SLU Artdatabanken, 2024).</w:t>
-      </w:r>
-    </w:p>
-    <w:p>
-      <w:r>
-        <w:t>I BILAGA 1 finns mer detaljerad information om ekologi samt krav på livsmiljö hos fridlysta arter.</w:t>
+        <w:t xml:space="preserve">Blåmossa </w:t>
+      </w:r>
+      <w:r>
+        <w:t>har karaktäristiska kuddar som är lätta att se på långt håll. Mycket stora kuddar, större än 0,5 meter i höjd, indikerar höga naturvärden där skogen har en lång period av orördhet oh stabila miljöförhållanden. Mossan växer under gynnsamma omständigheter cirka 1 centimeter per år och stora kuddar kan därför indirekt visa att lokalen varit lämplig under en lång tid (Nitare &amp; Skogsstyrelsen, 2019).</w:t>
       </w:r>
     </w:p>
     <w:p>
@@ -387,6 +273,142 @@
         <w:pStyle w:val="Heading1"/>
       </w:pPr>
       <w:r>
+        <w:t>Fridlysta arter</w:t>
+      </w:r>
+    </w:p>
+    <w:p>
+      <w:r>
+        <w:t>Följande fridlysta arter har sina livsmiljöer och växtplatser i den avverkningsanmälda skogen: barbastell (NT, §4a), brunlångöra (NT, §4a), dammfladdermus (NT, §4a), duvhök (NT, §4), grönsångare (NT, §4), nordfladdermus (NT, §4a), spillkråka (NT, §4), talltita (NT, §4), dvärgpipistrell (§4a), grönsiska (§4), kungsfågel (§4), större brunfladdermus (§4a), tjäder (§4) och trollpipistrell (§4a).</w:t>
+      </w:r>
+    </w:p>
+    <w:p>
+      <w:r>
+        <w:t xml:space="preserve">Observera att medlemsländerna är skyldiga att agera i enlighet med EU:s fågeldirektiv där det uttryckligen står att direktivet gäller för fåglar samt för deras ägg, bon och </w:t>
+      </w:r>
+      <w:r>
+        <w:rPr>
+          <w:b/>
+        </w:rPr>
+        <w:t xml:space="preserve">livsmiljöer </w:t>
+      </w:r>
+      <w:r>
+        <w:t>(artikel 1). Vidare att de åtgärder som vidtas inte får leda till en försämring av den nuvarande situationen beträffande bevarandet av de fågelarter som avses i artikel 1 (artikel 13). Fågeldirektivet är styrande för tillsynsansvariga myndigheters ärendehantering, ställningstaganden och beslutsfattande.</w:t>
+      </w:r>
+    </w:p>
+    <w:p>
+      <w:r>
+        <w:rPr>
+          <w:b/>
+        </w:rPr>
+        <w:t xml:space="preserve">Barbastell (NT, §4a) </w:t>
+      </w:r>
+      <w:r>
+        <w:t>omfattas av bilaga 2 och 4 EU:s art- och habitatdirektiv vilket innebär att arten och dess livsmiljöer är strikt skyddade samt att Natura 2000-områden ska inrättas. Den är globalt rödlistad som nära hotad (NT) och i den europeiska rödlistan är den klassad som sårbar (VU). Barbastell omfattas av ett åtgärdsprogram för hotade arter (ÅGP) och inför upprättandet av åtgärdsprogrammet för arten 2015, konstaterade EU-kommissionen att Sverige inte skyddat tillräckligt med områden för arten i boreal biogeografisk region. (SLU Artdatabanken, 2024; Ahlén, 2015).</w:t>
+      </w:r>
+    </w:p>
+    <w:p>
+      <w:r>
+        <w:t>Barbastellen föredrar ett halvöppet landskap med betes- och slåttermarker och gamla bondeskogar där den är speciellt inriktad på att ta fjärilar, framför allt småfjärilar, men även andra smådjursgrupper, t.ex. tvåvingar och spindlar. Bevarande av livsmiljöer är särskilt relevant i gammaldags utmarksskog eftersom det är en biotop som drastiskt minskat och hotas av skogsbruk. Om sådan skog kalavverkas och ersätts av ett plantageskogsbruk är förutsättningarna för förekomst av barbastell förstörda för lång tid framåt. Utvecklingen på Sydsvenska höglandet där huvuddelen av populationen finns är osäker och pågående landskapsförändringar befaras kunna leda till minskning med regionala och lokala försvinnande inom den kommande 21 års perioden. Minskningstakten för den svenska populationen bedöms vara nära gränsvärdet för Sårbar (VU). (A3c) (SLU Artdatabanken, 2024; Ahlén, 2015).</w:t>
+      </w:r>
+    </w:p>
+    <w:p>
+      <w:r>
+        <w:rPr>
+          <w:b/>
+        </w:rPr>
+        <w:t>Brunlångöra (NT, §4a)</w:t>
+      </w:r>
+      <w:r>
+        <w:t xml:space="preserve"> omfattas av bilaga 4 EU:s art- och habitatdirektiv vilket innebär att arten och dess livsmiljöer är strikt skyddade. Brunlångöra förekommer framförallt inne i relativt tät skog men födosöker också i trädgårdar, parker och hagar. Den har minskat med 17,5 (5–30) % under de senaste 21 åren och minskningstakten för den svenska populationen bedöms vara nära gränsvärdet för Sårbar (VU). (A2bc) (SLU Artdatabanken, 2024).</w:t>
+      </w:r>
+    </w:p>
+    <w:p>
+      <w:r>
+        <w:rPr>
+          <w:b/>
+        </w:rPr>
+        <w:t>Dammfladdermus (NT, §4a)</w:t>
+      </w:r>
+      <w:r>
+        <w:t xml:space="preserve"> omfattas av bilaga 2 och 4 EU:s art- och habitatdirektiv vilket innebär att arten och dess livsmiljöer är strikt skyddade samt att Natura 2000-områden ska inrättas. Dammfladdermus är globalt rödlistad som nära hotad (NT) och i den europeiska rödlistan är den klassad som sårbar (VU). För dammfladdermusen är det särskilt viktigt att värna om strandnära områden, genom att bevara eller skapa sumpskog och hålträd (SLU Artdatabanken, 2024; IUCN, 2016).</w:t>
+      </w:r>
+    </w:p>
+    <w:p>
+      <w:r>
+        <w:rPr>
+          <w:b/>
+        </w:rPr>
+        <w:t>Duvhök (NT, §4)</w:t>
+      </w:r>
+      <w:r>
+        <w:t xml:space="preserve"> är rödlistad som nära hotad (NT) och har minskat med 22 (0–48) % under de senaste 18 åren. Minskningstakten för den svenska populationen bedöms vara nära gränsvärdet för Sårbar (VU). (A2bc). (SLU Artdatabanken, 2021). Duvhöken jagar helst inne i äldre skog och missgynnas av stora hyggen och täta planteringar. De gamla fåglarna är i huvudsak stationära i sina revir (Skogsstyrelsen, 2016). Duvhöken är starkt bunden till skogsmark och boet läggs inne i tät, oftast äldre skog. Kantzoner mot öppen mark undviks och duvhöken är därför känsligare för slutavverkning än flera andra rovfåglar. Duvhöken är beroende av insynsskyddade boplatser. Friställande av boträd eller avverkning så att boplatsen blir exponerad mot öppen mark, medför att platsen överges (Skogsstyrelsen, 2016). Eftersom duvhöken helst häckar i gammal skog, är dess häckningsplatser i princip alltid mer eller mindre hotade av skogsbruk och avverkningar (SLU Artdatabanken, 2021).</w:t>
+      </w:r>
+    </w:p>
+    <w:p>
+      <w:r>
+        <w:rPr>
+          <w:b/>
+        </w:rPr>
+        <w:t>Dvärgpipistrell (§4a)</w:t>
+      </w:r>
+      <w:r>
+        <w:t xml:space="preserve"> omfattas av bilaga 4 EU:s art- och habitatdirektiv vilket innebär ett strikt skydd där arten och dess livsmiljöer ska bevaras. Arten förekommer i alla typer av glesare skogar men föredrar framförallt lövskog. Den födosöker inne bland träden och man hittar den i trädbärande beteshagar, i kantzoner mellan skog och odlingsmark, i närheten av vatten och i bymiljöer. Den undviker stora sammanhängande öppna miljöer såsom åkrar och hyggen. Skogsbruksåtgärder som leder till minskad förekomst av äldre, gles skog och då särskilt tillgång på hålträd och träd med löst sittande bark kan leda till brist på koloniplatser och viloplatser (SLU Artdatabanken, 2024; Skogsstyrelsen, 2016).</w:t>
+      </w:r>
+    </w:p>
+    <w:p>
+      <w:r>
+        <w:rPr>
+          <w:b/>
+        </w:rPr>
+        <w:t>Nordfladdermus (NT, §4a)</w:t>
+      </w:r>
+      <w:r>
+        <w:t xml:space="preserve"> omfattas av bilaga 4 EU:s art- och habitatdirektiv vilket innebär ett strikt skydd där arten och dess livsmiljöer ska bevaras. Nordfladdermus föredrar variationsrik skog med förekomst av sjöar, vattendrag och våtmarker och hittas framförallt i halvöppna miljöer som trädbärande beteshagar och i kantzoner mellan skog och odlingsmark. Den undviker stora öppna områden som stora hyggen och större sammanhängande planteringar vilket minskar längden bryn och landskapets heterogenitet och därmed födotillgången och mängden lämpliga jaktplatser. Skogsbruksåtgärder som leder till minskad förekomst av äldre, gles skog och då särskilt tillgång på hålträd och träd med löst sittande bark kan leda till brist på koloniplatser och viloplatser. Nordfladdermus har minskat med 27,5 (5–50) % under de senaste 21 åren och minskningstakten för den svenska populationen bedöms vara nära gränsvärdet för Sårbar (VU). (A2bc) (SLU Artdatabanken, 2024; Skogsstyrelsen, 2016).</w:t>
+      </w:r>
+    </w:p>
+    <w:p>
+      <w:r>
+        <w:rPr>
+          <w:b/>
+        </w:rPr>
+        <w:t>Spillkråka (NT, §4)</w:t>
+      </w:r>
+      <w:r>
+        <w:t xml:space="preserve"> är rödlistad som nära hotad och ingår i bilaga 1 i EU:s fågeldirektiv. Den minskar i population på grund av minskad tillgång på lämpliga bo- och födoträd och minskad födotillgång. Spillkråkans minskningstakt har uppgått till 19 (24–10) % under de senaste 15 åren. Minskningstakten för den svenska populationen bedöms vara nära gränsvärdet för Sårbar (VU) (A2bc). Skogsbruk med korta omloppstider och täta, homogena ungskogar utgör det största hotet, (SLU Artdatabanken, 2023).</w:t>
+      </w:r>
+    </w:p>
+    <w:p>
+      <w:r>
+        <w:rPr>
+          <w:b/>
+        </w:rPr>
+        <w:t>Talltita (NT, §4)</w:t>
+      </w:r>
+      <w:r>
+        <w:t>, rödlistad som nära hotad och prioriterad art i Skogsvårdslagen har häckningsrevir i anmälan. Arten har minskat kraftigt de senaste 30 åren och minskningstakten innevarande 10-årsperiod beräknas till 20 (10–30) %. Talltitan är synnerligen trogen sitt cirka 15 hektar stora revir och är beroende av flerskiktade olikåldriga skogar för att kunna föda upp sina ungar. Talltitan försvinner om dess livsmiljö kalavverkas (Eggers &amp; Low (2014); Ekman (1979); Griesser et al (2007); Klein (2020); Siffczyk et al (2003); SLU Artdatabanken (2021).</w:t>
+      </w:r>
+    </w:p>
+    <w:p>
+      <w:r>
+        <w:rPr>
+          <w:b/>
+        </w:rPr>
+        <w:t>Trollpipistrell (§4a)</w:t>
+      </w:r>
+      <w:r>
+        <w:t xml:space="preserve"> omfattas av bilaga 4 EU:s art- och habitatdirektiv vilket innebär ett strikt skydd för arten och dess livsmiljöer. Trollpipistrell förekommer i gles barr- och lövskog, i trädbärande beteshagar, i kantzoner mellan skog och odlingsmark, i närheten av sjöar och vattendrag samt i bymiljöer. Den undviker stora öppna miljöer såsom åkrar och hyggen och gynnas av ett landskap med mycket lövträd, vatten och hålträd. Under året utnyttjas många olika miljöer och ett effektivt bevarandearbete måste därför utgå från ett landskapsekologiskt perspektiv. Ett varierat landskap med hög andel äldre lövträd, småvatten, sumpskogar, öppna våtmarker, ängar och betesmarker, är gynnsamt för insekter vilket skapar förutsättningar för fladdermöss att finna tillräckligt med föda (SLU Artdatabanken, 2024).</w:t>
+      </w:r>
+    </w:p>
+    <w:p>
+      <w:r>
+        <w:t>I BILAGA 1 finns mer detaljerad information om ekologi samt krav på livsmiljö hos fridlysta arter.</w:t>
+      </w:r>
+    </w:p>
+    <w:p>
+      <w:pPr>
+        <w:pStyle w:val="Heading1"/>
+      </w:pPr>
+      <w:r>
         <w:t>Certifiering</w:t>
       </w:r>
     </w:p>
@@ -488,7 +510,7 @@
         <w:rPr>
           <w:i/>
         </w:rPr>
-        <w:t>I det avverkningsanmälda skogsområdet har 14 naturvårdsarter varav 8 rödlistade arter sina livsmiljöer och växtplatser.</w:t>
+        <w:t>I det avverkningsanmälda skogsområdet har 16 naturvårdsarter varav 8 rödlistade arter sina livsmiljöer och växtplatser.</w:t>
       </w:r>
     </w:p>
     <w:p>
@@ -1366,7 +1388,7 @@
     <w:r>
       <w:tab/>
       <w:tab/>
-      <w:t>2025-09-22</w:t>
+      <w:t>2025-09-23</w:t>
       <w:br/>
       <w:br/>
     </w:r>

--- a/klagomål/A 41226-2025 FSC-klagomål.docx
+++ b/klagomål/A 41226-2025 FSC-klagomål.docx
@@ -1388,7 +1388,7 @@
     <w:r>
       <w:tab/>
       <w:tab/>
-      <w:t>2025-09-23</w:t>
+      <w:t>2025-09-24</w:t>
       <w:br/>
       <w:br/>
     </w:r>

--- a/klagomål/A 41226-2025 FSC-klagomål.docx
+++ b/klagomål/A 41226-2025 FSC-klagomål.docx
@@ -1388,7 +1388,7 @@
     <w:r>
       <w:tab/>
       <w:tab/>
-      <w:t>2025-09-24</w:t>
+      <w:t>2025-09-25</w:t>
       <w:br/>
       <w:br/>
     </w:r>

--- a/klagomål/A 41226-2025 FSC-klagomål.docx
+++ b/klagomål/A 41226-2025 FSC-klagomål.docx
@@ -1388,7 +1388,7 @@
     <w:r>
       <w:tab/>
       <w:tab/>
-      <w:t>2025-09-25</w:t>
+      <w:t>2025-09-26</w:t>
       <w:br/>
       <w:br/>
     </w:r>

--- a/klagomål/A 41226-2025 FSC-klagomål.docx
+++ b/klagomål/A 41226-2025 FSC-klagomål.docx
@@ -1388,7 +1388,7 @@
     <w:r>
       <w:tab/>
       <w:tab/>
-      <w:t>2025-09-26</w:t>
+      <w:t>2025-09-27</w:t>
       <w:br/>
       <w:br/>
     </w:r>

--- a/klagomål/A 41226-2025 FSC-klagomål.docx
+++ b/klagomål/A 41226-2025 FSC-klagomål.docx
@@ -1388,7 +1388,7 @@
     <w:r>
       <w:tab/>
       <w:tab/>
-      <w:t>2025-09-27</w:t>
+      <w:t>2025-09-28</w:t>
       <w:br/>
       <w:br/>
     </w:r>

--- a/klagomål/A 41226-2025 FSC-klagomål.docx
+++ b/klagomål/A 41226-2025 FSC-klagomål.docx
@@ -1388,7 +1388,7 @@
     <w:r>
       <w:tab/>
       <w:tab/>
-      <w:t>2025-09-28</w:t>
+      <w:t>2025-09-29</w:t>
       <w:br/>
       <w:br/>
     </w:r>

--- a/klagomål/A 41226-2025 FSC-klagomål.docx
+++ b/klagomål/A 41226-2025 FSC-klagomål.docx
@@ -1388,7 +1388,7 @@
     <w:r>
       <w:tab/>
       <w:tab/>
-      <w:t>2025-09-29</w:t>
+      <w:t>2025-09-30</w:t>
       <w:br/>
       <w:br/>
     </w:r>

--- a/klagomål/A 41226-2025 FSC-klagomål.docx
+++ b/klagomål/A 41226-2025 FSC-klagomål.docx
@@ -191,7 +191,7 @@
     </w:p>
     <w:p>
       <w:r>
-        <w:t>I avverkningsanmälan har följande 16 naturvårdsarter hittats: barbastell (NT, §4a), brunlångöra (NT, §4a), dammfladdermus (NT, §4a), duvhök (NT, §4), grönsångare (NT, §4), nordfladdermus (NT, §4a), spillkråka (NT, §4), talltita (NT, §4), blomkålssvamp (S), blåmossa (S), dvärgpipistrell (§4a), grönsiska (§4), kungsfågel (§4), större brunfladdermus (§4a), tjäder (§4) och trollpipistrell (§4a). Av dessa är 8 rödlistade. För rödlistade arter har rödlistekategorin angivits inom parentes. Arter som är signalarter enligt Skogsstyrelsen har markerats med (S). För fridlysta arter anges även paragrafen i Artskyddsförordningen som arten är fridlyst enligt.</w:t>
+        <w:t>I avverkningsanmälan har följande 17 naturvårdsarter hittats: barbastell (NT, §4a), brunlångöra (NT, §4a), dammfladdermus (NT, §4a), duvhök (NT, §4), grönsångare (NT, §4), mindre hackspett (NT, §4), nordfladdermus (NT, §4a), spillkråka (NT, §4), talltita (NT, §4), blomkålssvamp (S), blåmossa (S), dvärgpipistrell (§4a), grönsiska (§4), kungsfågel (§4), större brunfladdermus (§4a), tjäder (§4) och trollpipistrell (§4a). Av dessa är 9 rödlistade. För rödlistade arter har rödlistekategorin angivits inom parentes. Arter som är signalarter enligt Skogsstyrelsen har markerats med (S). För fridlysta arter anges även paragrafen i Artskyddsförordningen som arten är fridlyst enligt.</w:t>
       </w:r>
     </w:p>
     <w:p>
@@ -278,7 +278,7 @@
     </w:p>
     <w:p>
       <w:r>
-        <w:t>Följande fridlysta arter har sina livsmiljöer och växtplatser i den avverkningsanmälda skogen: barbastell (NT, §4a), brunlångöra (NT, §4a), dammfladdermus (NT, §4a), duvhök (NT, §4), grönsångare (NT, §4), nordfladdermus (NT, §4a), spillkråka (NT, §4), talltita (NT, §4), dvärgpipistrell (§4a), grönsiska (§4), kungsfågel (§4), större brunfladdermus (§4a), tjäder (§4) och trollpipistrell (§4a).</w:t>
+        <w:t>Följande fridlysta arter har sina livsmiljöer och växtplatser i den avverkningsanmälda skogen: barbastell (NT, §4a), brunlångöra (NT, §4a), dammfladdermus (NT, §4a), duvhök (NT, §4), grönsångare (NT, §4), mindre hackspett (NT, §4), nordfladdermus (NT, §4a), spillkråka (NT, §4), talltita (NT, §4), dvärgpipistrell (§4a), grönsiska (§4), kungsfågel (§4), större brunfladdermus (§4a), tjäder (§4) och trollpipistrell (§4a).</w:t>
       </w:r>
     </w:p>
     <w:p>
@@ -353,6 +353,17 @@
       </w:r>
       <w:r>
         <w:t xml:space="preserve"> omfattas av bilaga 4 EU:s art- och habitatdirektiv vilket innebär ett strikt skydd där arten och dess livsmiljöer ska bevaras. Arten förekommer i alla typer av glesare skogar men föredrar framförallt lövskog. Den födosöker inne bland träden och man hittar den i trädbärande beteshagar, i kantzoner mellan skog och odlingsmark, i närheten av vatten och i bymiljöer. Den undviker stora sammanhängande öppna miljöer såsom åkrar och hyggen. Skogsbruksåtgärder som leder till minskad förekomst av äldre, gles skog och då särskilt tillgång på hålträd och träd med löst sittande bark kan leda till brist på koloniplatser och viloplatser (SLU Artdatabanken, 2024; Skogsstyrelsen, 2016).</w:t>
+      </w:r>
+    </w:p>
+    <w:p>
+      <w:r>
+        <w:rPr>
+          <w:b/>
+        </w:rPr>
+        <w:t>Mindre hackspett (NT, §4)</w:t>
+      </w:r>
+      <w:r>
+        <w:t xml:space="preserve"> är rödlistad som nära hotad, fridlyst och prioriterad art i Skogsvårdslagen. Minskningstakten har uppgått till 25 (10–40) % under de senaste 15 åren och bedöms vara nära gränsvärdet för Sårbar (VU). (A2bc). Arten har stora revir och höga krav när det gäller förekomst av lövskog på landskapsnivå. För att häcka framgångsrikt behöver ett par cirka 40 ha äldre lövdominerad skog inom ett område på upp till 200 ha. Under vintern kan födosök även ske i äldre grandominerad skog (SLU Artdatabanken, 2021 &amp; Skogsstyrelsen, 2016).</w:t>
       </w:r>
     </w:p>
     <w:p>
@@ -510,7 +521,7 @@
         <w:rPr>
           <w:i/>
         </w:rPr>
-        <w:t>I det avverkningsanmälda skogsområdet har 16 naturvårdsarter varav 8 rödlistade arter sina livsmiljöer och växtplatser.</w:t>
+        <w:t>I det avverkningsanmälda skogsområdet har 17 naturvårdsarter varav 9 rödlistade arter sina livsmiljöer och växtplatser.</w:t>
       </w:r>
     </w:p>
     <w:p>
@@ -999,6 +1010,70 @@
       </w:r>
       <w:r>
         <w:t>https://artfakta.se/taxa/205995</w:t>
+      </w:r>
+    </w:p>
+    <w:p>
+      <w:pPr>
+        <w:pStyle w:val="Heading1"/>
+      </w:pPr>
+      <w:r>
+        <w:t>Mindre hackspett – ekologi samt krav på livsmiljön</w:t>
+      </w:r>
+    </w:p>
+    <w:p>
+      <w:r>
+        <w:t>Mindre hackspett (NT) är rödlistad som nära hotad, fridlyst och prioriterad art i Skogsvårdslagen. Minskningstakten har uppgått till 25 (10–40) % under de senaste 15 åren och bedöms vara nära gränsvärdet för Sårbar (VU). (A2bc). (SLU Artdatabanken 2021).</w:t>
+      </w:r>
+    </w:p>
+    <w:p>
+      <w:r>
+        <w:t>Den mindre hackspetten lever i löv- och blandskog med förekomst av äldre lövträd, gärna ädellövträd i södra Sverige. Norrut förekommer arten i gamla löv- och blandskogar med al, björk och asp. Ett mycket glest bestånd förekommer i fjällbjörkskogen. Under vintern kan födosök ske även i äldre grandominerad skog, troligen för att den ger bättre skydd mot rovdjur och rovfåglar än ren lövskog. (SLU Artdatabanken, 2021).</w:t>
+      </w:r>
+    </w:p>
+    <w:p>
+      <w:r>
+        <w:t>Arten har stora revir och höga krav när det gäller förekomst av lövskog på landskapsnivå. För att häcka framgångsrikt behöver ett par cirka 40 ha äldre lövdominerad skog inom ett område på upp till 200 ha. Under vintern utsträcks födosöket till ett större område på flera hundra hektar, men varje individ återvänder till samma natthål kväll efter kväll. Arten häckar i murkna lövträdsstammar eller stubbar (oftast klibbal eller björk), vanligen 3–7 meter över marken. Ett nytt bohål hackas ut varje vår (Skogsstyrelsen, 2016 &amp; SLU Artdatabanken, 2021).</w:t>
+      </w:r>
+    </w:p>
+    <w:p>
+      <w:r>
+        <w:t>Den mindre hackspetten missgynnas av gallring i löv- och blandskogar, om lövträd tas bort. Vidare så missgynnas arten starkt genom avverkning av äldre lövträd, dränering och avverkning av al- och björkkärr, röjning eller gallring av täta strandskogar, alkärr samt borttagande av murkna träd och grenar. Nedhuggning av äldre hagmarksbjörkar och alar är också negativt. Arten hotas dessutom av biobränsleuttag i gamla inägomarker och andra lövskogar (Skogsstyrelsen, 2016 &amp; SLU Artdatabanken, 2021).</w:t>
+      </w:r>
+    </w:p>
+    <w:p>
+      <w:pPr>
+        <w:pStyle w:val="Heading2"/>
+      </w:pPr>
+      <w:r>
+        <w:t>Referenser – mindre hackspett</w:t>
+      </w:r>
+    </w:p>
+    <w:p>
+      <w:r>
+        <w:t xml:space="preserve">Skogsstyrelsen, 2016. </w:t>
+      </w:r>
+      <w:r>
+        <w:rPr>
+          <w:i/>
+        </w:rPr>
+        <w:t xml:space="preserve">Vägledning för hänsyn till mindre hackspett. </w:t>
+      </w:r>
+      <w:r>
+        <w:t>https://www.skogsstyrelsen.se/globalassets/lag-och-tillsyn/artskydd/vagledningar-for-hansyn-till-faglar/mindre-hackspett-vagledning-hansyn2.pdf</w:t>
+      </w:r>
+    </w:p>
+    <w:p>
+      <w:r>
+        <w:t xml:space="preserve">SLU Artdatabanken, 2021. </w:t>
+      </w:r>
+      <w:r>
+        <w:rPr>
+          <w:i/>
+        </w:rPr>
+        <w:t xml:space="preserve">Artfaktablad. Naturvård – artfakta. </w:t>
+      </w:r>
+      <w:r>
+        <w:t>SLU Artdatabanken, Uppsala</w:t>
       </w:r>
     </w:p>
     <w:p>
@@ -1388,7 +1463,7 @@
     <w:r>
       <w:tab/>
       <w:tab/>
-      <w:t>2025-09-30</w:t>
+      <w:t>2025-10-01</w:t>
       <w:br/>
       <w:br/>
     </w:r>

--- a/klagomål/A 41226-2025 FSC-klagomål.docx
+++ b/klagomål/A 41226-2025 FSC-klagomål.docx
@@ -1463,7 +1463,7 @@
     <w:r>
       <w:tab/>
       <w:tab/>
-      <w:t>2025-10-01</w:t>
+      <w:t>2025-10-02</w:t>
       <w:br/>
       <w:br/>
     </w:r>

--- a/klagomål/A 41226-2025 FSC-klagomål.docx
+++ b/klagomål/A 41226-2025 FSC-klagomål.docx
@@ -1463,7 +1463,7 @@
     <w:r>
       <w:tab/>
       <w:tab/>
-      <w:t>2025-10-02</w:t>
+      <w:t>2025-10-03</w:t>
       <w:br/>
       <w:br/>
     </w:r>

--- a/klagomål/A 41226-2025 FSC-klagomål.docx
+++ b/klagomål/A 41226-2025 FSC-klagomål.docx
@@ -1463,7 +1463,7 @@
     <w:r>
       <w:tab/>
       <w:tab/>
-      <w:t>2025-10-03</w:t>
+      <w:t>2025-10-04</w:t>
       <w:br/>
       <w:br/>
     </w:r>

--- a/klagomål/A 41226-2025 FSC-klagomål.docx
+++ b/klagomål/A 41226-2025 FSC-klagomål.docx
@@ -1463,7 +1463,7 @@
     <w:r>
       <w:tab/>
       <w:tab/>
-      <w:t>2025-10-04</w:t>
+      <w:t>2025-10-05</w:t>
       <w:br/>
       <w:br/>
     </w:r>

--- a/klagomål/A 41226-2025 FSC-klagomål.docx
+++ b/klagomål/A 41226-2025 FSC-klagomål.docx
@@ -1463,7 +1463,7 @@
     <w:r>
       <w:tab/>
       <w:tab/>
-      <w:t>2025-10-05</w:t>
+      <w:t>2025-10-06</w:t>
       <w:br/>
       <w:br/>
     </w:r>

--- a/klagomål/A 41226-2025 FSC-klagomål.docx
+++ b/klagomål/A 41226-2025 FSC-klagomål.docx
@@ -1463,7 +1463,7 @@
     <w:r>
       <w:tab/>
       <w:tab/>
-      <w:t>2025-10-06</w:t>
+      <w:t>2025-10-07</w:t>
       <w:br/>
       <w:br/>
     </w:r>

--- a/klagomål/A 41226-2025 FSC-klagomål.docx
+++ b/klagomål/A 41226-2025 FSC-klagomål.docx
@@ -1463,7 +1463,7 @@
     <w:r>
       <w:tab/>
       <w:tab/>
-      <w:t>2025-10-07</w:t>
+      <w:t>2025-10-08</w:t>
       <w:br/>
       <w:br/>
     </w:r>

--- a/klagomål/A 41226-2025 FSC-klagomål.docx
+++ b/klagomål/A 41226-2025 FSC-klagomål.docx
@@ -1463,7 +1463,7 @@
     <w:r>
       <w:tab/>
       <w:tab/>
-      <w:t>2025-10-08</w:t>
+      <w:t>2025-10-09</w:t>
       <w:br/>
       <w:br/>
     </w:r>

--- a/klagomål/A 41226-2025 FSC-klagomål.docx
+++ b/klagomål/A 41226-2025 FSC-klagomål.docx
@@ -1463,7 +1463,7 @@
     <w:r>
       <w:tab/>
       <w:tab/>
-      <w:t>2025-10-09</w:t>
+      <w:t>2025-10-10</w:t>
       <w:br/>
       <w:br/>
     </w:r>

--- a/klagomål/A 41226-2025 FSC-klagomål.docx
+++ b/klagomål/A 41226-2025 FSC-klagomål.docx
@@ -1463,7 +1463,7 @@
     <w:r>
       <w:tab/>
       <w:tab/>
-      <w:t>2025-10-10</w:t>
+      <w:t>2025-10-11</w:t>
       <w:br/>
       <w:br/>
     </w:r>

--- a/klagomål/A 41226-2025 FSC-klagomål.docx
+++ b/klagomål/A 41226-2025 FSC-klagomål.docx
@@ -1463,7 +1463,7 @@
     <w:r>
       <w:tab/>
       <w:tab/>
-      <w:t>2025-10-16</w:t>
+      <w:t>2025-10-17</w:t>
       <w:br/>
       <w:br/>
     </w:r>

--- a/klagomål/A 41226-2025 FSC-klagomål.docx
+++ b/klagomål/A 41226-2025 FSC-klagomål.docx
@@ -1463,7 +1463,7 @@
     <w:r>
       <w:tab/>
       <w:tab/>
-      <w:t>2025-10-17</w:t>
+      <w:t>2025-10-18</w:t>
       <w:br/>
       <w:br/>
     </w:r>

--- a/klagomål/A 41226-2025 FSC-klagomål.docx
+++ b/klagomål/A 41226-2025 FSC-klagomål.docx
@@ -1463,7 +1463,7 @@
     <w:r>
       <w:tab/>
       <w:tab/>
-      <w:t>2025-10-18</w:t>
+      <w:t>2025-10-19</w:t>
       <w:br/>
       <w:br/>
     </w:r>

--- a/klagomål/A 41226-2025 FSC-klagomål.docx
+++ b/klagomål/A 41226-2025 FSC-klagomål.docx
@@ -1463,7 +1463,7 @@
     <w:r>
       <w:tab/>
       <w:tab/>
-      <w:t>2025-10-19</w:t>
+      <w:t>2025-10-20</w:t>
       <w:br/>
       <w:br/>
     </w:r>

--- a/klagomål/A 41226-2025 FSC-klagomål.docx
+++ b/klagomål/A 41226-2025 FSC-klagomål.docx
@@ -1463,7 +1463,7 @@
     <w:r>
       <w:tab/>
       <w:tab/>
-      <w:t>2025-10-20</w:t>
+      <w:t>2025-10-21</w:t>
       <w:br/>
       <w:br/>
     </w:r>

--- a/klagomål/A 41226-2025 FSC-klagomål.docx
+++ b/klagomål/A 41226-2025 FSC-klagomål.docx
@@ -404,6 +404,17 @@
         <w:rPr>
           <w:b/>
         </w:rPr>
+        <w:t>Tjäder (§4)</w:t>
+      </w:r>
+      <w:r>
+        <w:t xml:space="preserve"> är en utpräglad skogsfågel knuten till större sammanhängande barrskogsområden. Tupparna och hönorna utnyttjar till viss del olika miljöer, och habitatvalet varierar dessutom mellan olika delar av året. För att det ska finnas livskraftiga tjäderbestånd krävs funktionella skogslandskap med en blandning av uppvuxen, gles och luckig skog, täta sumpskogar, myrar och andra små våtmarker. Arten försvinner när skogen fragmenteras och den sammanlagda arealen hyggen och andra öppna områden blir för stor. Ett småskaligt och försiktigt virkesuttag genom hyggesfria metoder kan i vissa fall vara möjligt i området inom 200 m från lekcentrum. Längre ut från lekcentrum, inom 200–500 m bör den avverkade ytan inte överskrida 1 hektar för att undvika alltför stora och snabba förändringar (Skogsstyrelsen, 2019).</w:t>
+      </w:r>
+    </w:p>
+    <w:p>
+      <w:r>
+        <w:rPr>
+          <w:b/>
+        </w:rPr>
         <w:t>Trollpipistrell (§4a)</w:t>
       </w:r>
       <w:r>
@@ -1463,7 +1474,7 @@
     <w:r>
       <w:tab/>
       <w:tab/>
-      <w:t>2025-10-21</w:t>
+      <w:t>2025-10-22</w:t>
       <w:br/>
       <w:br/>
     </w:r>

--- a/klagomål/A 41226-2025 FSC-klagomål.docx
+++ b/klagomål/A 41226-2025 FSC-klagomål.docx
@@ -1474,7 +1474,7 @@
     <w:r>
       <w:tab/>
       <w:tab/>
-      <w:t>2025-10-22</w:t>
+      <w:t>2025-10-23</w:t>
       <w:br/>
       <w:br/>
     </w:r>

--- a/klagomål/A 41226-2025 FSC-klagomål.docx
+++ b/klagomål/A 41226-2025 FSC-klagomål.docx
@@ -1474,7 +1474,7 @@
     <w:r>
       <w:tab/>
       <w:tab/>
-      <w:t>2025-10-23</w:t>
+      <w:t>2025-10-24</w:t>
       <w:br/>
       <w:br/>
     </w:r>

--- a/klagomål/A 41226-2025 FSC-klagomål.docx
+++ b/klagomål/A 41226-2025 FSC-klagomål.docx
@@ -1474,7 +1474,7 @@
     <w:r>
       <w:tab/>
       <w:tab/>
-      <w:t>2025-10-24</w:t>
+      <w:t>2025-10-25</w:t>
       <w:br/>
       <w:br/>
     </w:r>

--- a/klagomål/A 41226-2025 FSC-klagomål.docx
+++ b/klagomål/A 41226-2025 FSC-klagomål.docx
@@ -1474,7 +1474,7 @@
     <w:r>
       <w:tab/>
       <w:tab/>
-      <w:t>2025-10-25</w:t>
+      <w:t>2025-10-26</w:t>
       <w:br/>
       <w:br/>
     </w:r>

--- a/klagomål/A 41226-2025 FSC-klagomål.docx
+++ b/klagomål/A 41226-2025 FSC-klagomål.docx
@@ -1474,7 +1474,7 @@
     <w:r>
       <w:tab/>
       <w:tab/>
-      <w:t>2025-10-26</w:t>
+      <w:t>2025-10-27</w:t>
       <w:br/>
       <w:br/>
     </w:r>

--- a/klagomål/A 41226-2025 FSC-klagomål.docx
+++ b/klagomål/A 41226-2025 FSC-klagomål.docx
@@ -1474,7 +1474,7 @@
     <w:r>
       <w:tab/>
       <w:tab/>
-      <w:t>2025-10-27</w:t>
+      <w:t>2025-10-28</w:t>
       <w:br/>
       <w:br/>
     </w:r>

--- a/klagomål/A 41226-2025 FSC-klagomål.docx
+++ b/klagomål/A 41226-2025 FSC-klagomål.docx
@@ -1474,7 +1474,7 @@
     <w:r>
       <w:tab/>
       <w:tab/>
-      <w:t>2025-10-28</w:t>
+      <w:t>2025-10-29</w:t>
       <w:br/>
       <w:br/>
     </w:r>

--- a/klagomål/A 41226-2025 FSC-klagomål.docx
+++ b/klagomål/A 41226-2025 FSC-klagomål.docx
@@ -1474,7 +1474,7 @@
     <w:r>
       <w:tab/>
       <w:tab/>
-      <w:t>2025-10-29</w:t>
+      <w:t>2025-10-30</w:t>
       <w:br/>
       <w:br/>
     </w:r>

--- a/klagomål/A 41226-2025 FSC-klagomål.docx
+++ b/klagomål/A 41226-2025 FSC-klagomål.docx
@@ -1474,7 +1474,7 @@
     <w:r>
       <w:tab/>
       <w:tab/>
-      <w:t>2025-10-30</w:t>
+      <w:t>2025-10-31</w:t>
       <w:br/>
       <w:br/>
     </w:r>

--- a/klagomål/A 41226-2025 FSC-klagomål.docx
+++ b/klagomål/A 41226-2025 FSC-klagomål.docx
@@ -1474,7 +1474,7 @@
     <w:r>
       <w:tab/>
       <w:tab/>
-      <w:t>2025-10-31</w:t>
+      <w:t>2025-11-01</w:t>
       <w:br/>
       <w:br/>
     </w:r>

--- a/klagomål/A 41226-2025 FSC-klagomål.docx
+++ b/klagomål/A 41226-2025 FSC-klagomål.docx
@@ -1474,7 +1474,7 @@
     <w:r>
       <w:tab/>
       <w:tab/>
-      <w:t>2025-11-01</w:t>
+      <w:t>2025-11-02</w:t>
       <w:br/>
       <w:br/>
     </w:r>

--- a/klagomål/A 41226-2025 FSC-klagomål.docx
+++ b/klagomål/A 41226-2025 FSC-klagomål.docx
@@ -1474,7 +1474,7 @@
     <w:r>
       <w:tab/>
       <w:tab/>
-      <w:t>2025-11-02</w:t>
+      <w:t>2025-11-03</w:t>
       <w:br/>
       <w:br/>
     </w:r>

--- a/klagomål/A 41226-2025 FSC-klagomål.docx
+++ b/klagomål/A 41226-2025 FSC-klagomål.docx
@@ -1474,7 +1474,7 @@
     <w:r>
       <w:tab/>
       <w:tab/>
-      <w:t>2025-11-03</w:t>
+      <w:t>2025-11-04</w:t>
       <w:br/>
       <w:br/>
     </w:r>

--- a/klagomål/A 41226-2025 FSC-klagomål.docx
+++ b/klagomål/A 41226-2025 FSC-klagomål.docx
@@ -1474,7 +1474,7 @@
     <w:r>
       <w:tab/>
       <w:tab/>
-      <w:t>2025-11-04</w:t>
+      <w:t>2025-11-05</w:t>
       <w:br/>
       <w:br/>
     </w:r>

--- a/klagomål/A 41226-2025 FSC-klagomål.docx
+++ b/klagomål/A 41226-2025 FSC-klagomål.docx
@@ -1474,7 +1474,7 @@
     <w:r>
       <w:tab/>
       <w:tab/>
-      <w:t>2025-11-05</w:t>
+      <w:t>2025-11-06</w:t>
       <w:br/>
       <w:br/>
     </w:r>

--- a/klagomål/A 41226-2025 FSC-klagomål.docx
+++ b/klagomål/A 41226-2025 FSC-klagomål.docx
@@ -1474,7 +1474,7 @@
     <w:r>
       <w:tab/>
       <w:tab/>
-      <w:t>2025-11-06</w:t>
+      <w:t>2025-11-07</w:t>
       <w:br/>
       <w:br/>
     </w:r>

--- a/klagomål/A 41226-2025 FSC-klagomål.docx
+++ b/klagomål/A 41226-2025 FSC-klagomål.docx
@@ -1474,7 +1474,7 @@
     <w:r>
       <w:tab/>
       <w:tab/>
-      <w:t>2025-11-07</w:t>
+      <w:t>2025-11-08</w:t>
       <w:br/>
       <w:br/>
     </w:r>

--- a/klagomål/A 41226-2025 FSC-klagomål.docx
+++ b/klagomål/A 41226-2025 FSC-klagomål.docx
@@ -1474,7 +1474,7 @@
     <w:r>
       <w:tab/>
       <w:tab/>
-      <w:t>2025-11-08</w:t>
+      <w:t>2025-11-09</w:t>
       <w:br/>
       <w:br/>
     </w:r>

--- a/klagomål/A 41226-2025 FSC-klagomål.docx
+++ b/klagomål/A 41226-2025 FSC-klagomål.docx
@@ -1474,7 +1474,7 @@
     <w:r>
       <w:tab/>
       <w:tab/>
-      <w:t>2025-11-09</w:t>
+      <w:t>2025-11-10</w:t>
       <w:br/>
       <w:br/>
     </w:r>

--- a/klagomål/A 41226-2025 FSC-klagomål.docx
+++ b/klagomål/A 41226-2025 FSC-klagomål.docx
@@ -1474,7 +1474,7 @@
     <w:r>
       <w:tab/>
       <w:tab/>
-      <w:t>2025-11-10</w:t>
+      <w:t>2025-11-11</w:t>
       <w:br/>
       <w:br/>
     </w:r>

--- a/klagomål/A 41226-2025 FSC-klagomål.docx
+++ b/klagomål/A 41226-2025 FSC-klagomål.docx
@@ -1474,7 +1474,7 @@
     <w:r>
       <w:tab/>
       <w:tab/>
-      <w:t>2025-11-11</w:t>
+      <w:t>2025-11-12</w:t>
       <w:br/>
       <w:br/>
     </w:r>

--- a/klagomål/A 41226-2025 FSC-klagomål.docx
+++ b/klagomål/A 41226-2025 FSC-klagomål.docx
@@ -1474,7 +1474,7 @@
     <w:r>
       <w:tab/>
       <w:tab/>
-      <w:t>2025-11-12</w:t>
+      <w:t>2025-11-13</w:t>
       <w:br/>
       <w:br/>
     </w:r>

--- a/klagomål/A 41226-2025 FSC-klagomål.docx
+++ b/klagomål/A 41226-2025 FSC-klagomål.docx
@@ -1474,7 +1474,7 @@
     <w:r>
       <w:tab/>
       <w:tab/>
-      <w:t>2025-11-13</w:t>
+      <w:t>2025-11-14</w:t>
       <w:br/>
       <w:br/>
     </w:r>

--- a/klagomål/A 41226-2025 FSC-klagomål.docx
+++ b/klagomål/A 41226-2025 FSC-klagomål.docx
@@ -1474,7 +1474,7 @@
     <w:r>
       <w:tab/>
       <w:tab/>
-      <w:t>2025-11-14</w:t>
+      <w:t>2025-11-15</w:t>
       <w:br/>
       <w:br/>
     </w:r>

--- a/klagomål/A 41226-2025 FSC-klagomål.docx
+++ b/klagomål/A 41226-2025 FSC-klagomål.docx
@@ -1474,7 +1474,7 @@
     <w:r>
       <w:tab/>
       <w:tab/>
-      <w:t>2025-11-15</w:t>
+      <w:t>2025-11-20</w:t>
       <w:br/>
       <w:br/>
     </w:r>

--- a/klagomål/A 41226-2025 FSC-klagomål.docx
+++ b/klagomål/A 41226-2025 FSC-klagomål.docx
@@ -1474,7 +1474,7 @@
     <w:r>
       <w:tab/>
       <w:tab/>
-      <w:t>2025-11-20</w:t>
+      <w:t>2025-11-21</w:t>
       <w:br/>
       <w:br/>
     </w:r>

--- a/klagomål/A 41226-2025 FSC-klagomål.docx
+++ b/klagomål/A 41226-2025 FSC-klagomål.docx
@@ -1474,7 +1474,7 @@
     <w:r>
       <w:tab/>
       <w:tab/>
-      <w:t>2025-11-21</w:t>
+      <w:t>2025-11-22</w:t>
       <w:br/>
       <w:br/>
     </w:r>

--- a/klagomål/A 41226-2025 FSC-klagomål.docx
+++ b/klagomål/A 41226-2025 FSC-klagomål.docx
@@ -1474,7 +1474,7 @@
     <w:r>
       <w:tab/>
       <w:tab/>
-      <w:t>2025-11-22</w:t>
+      <w:t>2025-11-23</w:t>
       <w:br/>
       <w:br/>
     </w:r>

--- a/klagomål/A 41226-2025 FSC-klagomål.docx
+++ b/klagomål/A 41226-2025 FSC-klagomål.docx
@@ -1474,7 +1474,7 @@
     <w:r>
       <w:tab/>
       <w:tab/>
-      <w:t>2025-11-23</w:t>
+      <w:t>2025-11-24</w:t>
       <w:br/>
       <w:br/>
     </w:r>

--- a/klagomål/A 41226-2025 FSC-klagomål.docx
+++ b/klagomål/A 41226-2025 FSC-klagomål.docx
@@ -1474,7 +1474,7 @@
     <w:r>
       <w:tab/>
       <w:tab/>
-      <w:t>2025-11-24</w:t>
+      <w:t>2025-11-25</w:t>
       <w:br/>
       <w:br/>
     </w:r>

--- a/klagomål/A 41226-2025 FSC-klagomål.docx
+++ b/klagomål/A 41226-2025 FSC-klagomål.docx
@@ -1474,7 +1474,7 @@
     <w:r>
       <w:tab/>
       <w:tab/>
-      <w:t>2025-11-25</w:t>
+      <w:t>2025-11-26</w:t>
       <w:br/>
       <w:br/>
     </w:r>

--- a/klagomål/A 41226-2025 FSC-klagomål.docx
+++ b/klagomål/A 41226-2025 FSC-klagomål.docx
@@ -1474,7 +1474,7 @@
     <w:r>
       <w:tab/>
       <w:tab/>
-      <w:t>2025-11-26</w:t>
+      <w:t>2025-11-27</w:t>
       <w:br/>
       <w:br/>
     </w:r>

--- a/klagomål/A 41226-2025 FSC-klagomål.docx
+++ b/klagomål/A 41226-2025 FSC-klagomål.docx
@@ -1474,7 +1474,7 @@
     <w:r>
       <w:tab/>
       <w:tab/>
-      <w:t>2025-11-27</w:t>
+      <w:t>2025-11-28</w:t>
       <w:br/>
       <w:br/>
     </w:r>

--- a/klagomål/A 41226-2025 FSC-klagomål.docx
+++ b/klagomål/A 41226-2025 FSC-klagomål.docx
@@ -1474,7 +1474,7 @@
     <w:r>
       <w:tab/>
       <w:tab/>
-      <w:t>2025-11-28</w:t>
+      <w:t>2025-11-29</w:t>
       <w:br/>
       <w:br/>
     </w:r>

--- a/klagomål/A 41226-2025 FSC-klagomål.docx
+++ b/klagomål/A 41226-2025 FSC-klagomål.docx
@@ -1474,7 +1474,7 @@
     <w:r>
       <w:tab/>
       <w:tab/>
-      <w:t>2025-11-29</w:t>
+      <w:t>2025-11-30</w:t>
       <w:br/>
       <w:br/>
     </w:r>

--- a/klagomål/A 41226-2025 FSC-klagomål.docx
+++ b/klagomål/A 41226-2025 FSC-klagomål.docx
@@ -1474,7 +1474,7 @@
     <w:r>
       <w:tab/>
       <w:tab/>
-      <w:t>2025-11-30</w:t>
+      <w:t>2025-12-01</w:t>
       <w:br/>
       <w:br/>
     </w:r>

--- a/klagomål/A 41226-2025 FSC-klagomål.docx
+++ b/klagomål/A 41226-2025 FSC-klagomål.docx
@@ -1474,7 +1474,7 @@
     <w:r>
       <w:tab/>
       <w:tab/>
-      <w:t>2025-12-01</w:t>
+      <w:t>2025-12-02</w:t>
       <w:br/>
       <w:br/>
     </w:r>

--- a/klagomål/A 41226-2025 FSC-klagomål.docx
+++ b/klagomål/A 41226-2025 FSC-klagomål.docx
@@ -1474,7 +1474,7 @@
     <w:r>
       <w:tab/>
       <w:tab/>
-      <w:t>2025-12-02</w:t>
+      <w:t>2025-12-03</w:t>
       <w:br/>
       <w:br/>
     </w:r>

--- a/klagomål/A 41226-2025 FSC-klagomål.docx
+++ b/klagomål/A 41226-2025 FSC-klagomål.docx
@@ -1474,7 +1474,7 @@
     <w:r>
       <w:tab/>
       <w:tab/>
-      <w:t>2025-12-03</w:t>
+      <w:t>2025-12-04</w:t>
       <w:br/>
       <w:br/>
     </w:r>

--- a/klagomål/A 41226-2025 FSC-klagomål.docx
+++ b/klagomål/A 41226-2025 FSC-klagomål.docx
@@ -1474,7 +1474,7 @@
     <w:r>
       <w:tab/>
       <w:tab/>
-      <w:t>2025-12-04</w:t>
+      <w:t>2025-12-05</w:t>
       <w:br/>
       <w:br/>
     </w:r>

--- a/klagomål/A 41226-2025 FSC-klagomål.docx
+++ b/klagomål/A 41226-2025 FSC-klagomål.docx
@@ -1474,7 +1474,7 @@
     <w:r>
       <w:tab/>
       <w:tab/>
-      <w:t>2025-12-05</w:t>
+      <w:t>2025-12-06</w:t>
       <w:br/>
       <w:br/>
     </w:r>

--- a/klagomål/A 41226-2025 FSC-klagomål.docx
+++ b/klagomål/A 41226-2025 FSC-klagomål.docx
@@ -1474,7 +1474,7 @@
     <w:r>
       <w:tab/>
       <w:tab/>
-      <w:t>2025-12-06</w:t>
+      <w:t>2025-12-07</w:t>
       <w:br/>
       <w:br/>
     </w:r>

--- a/klagomål/A 41226-2025 FSC-klagomål.docx
+++ b/klagomål/A 41226-2025 FSC-klagomål.docx
@@ -1474,7 +1474,7 @@
     <w:r>
       <w:tab/>
       <w:tab/>
-      <w:t>2025-12-07</w:t>
+      <w:t>2025-12-08</w:t>
       <w:br/>
       <w:br/>
     </w:r>

--- a/klagomål/A 41226-2025 FSC-klagomål.docx
+++ b/klagomål/A 41226-2025 FSC-klagomål.docx
@@ -1474,7 +1474,7 @@
     <w:r>
       <w:tab/>
       <w:tab/>
-      <w:t>2025-12-08</w:t>
+      <w:t>2025-12-09</w:t>
       <w:br/>
       <w:br/>
     </w:r>

--- a/klagomål/A 41226-2025 FSC-klagomål.docx
+++ b/klagomål/A 41226-2025 FSC-klagomål.docx
@@ -1474,7 +1474,7 @@
     <w:r>
       <w:tab/>
       <w:tab/>
-      <w:t>2025-12-09</w:t>
+      <w:t>2025-12-10</w:t>
       <w:br/>
       <w:br/>
     </w:r>

--- a/klagomål/A 41226-2025 FSC-klagomål.docx
+++ b/klagomål/A 41226-2025 FSC-klagomål.docx
@@ -1474,7 +1474,7 @@
     <w:r>
       <w:tab/>
       <w:tab/>
-      <w:t>2025-12-10</w:t>
+      <w:t>2025-12-11</w:t>
       <w:br/>
       <w:br/>
     </w:r>
